--- a/pr-preview/pr-298/model-validation-handout-tracked-changes.docx
+++ b/pr-preview/pr-298/model-validation-handout-tracked-changes.docx
@@ -16,7 +16,7 @@
       </w:pPr>
       <w:del w:id="1" w:author="PR Preview" w:date="2026-01-01T00:00:00Z">
         <w:r>
-          <w:delText xml:space="preserve">Last modified: 2026-10-17 08:14:32 (PDT)</w:delText>
+          <w:delText xml:space="preserve">Last modified: 2026-10-17 08:57:23 (PDT)</w:delText>
         </w:r>
       </w:del>
     </w:p>
@@ -26,7 +26,7 @@
       </w:pPr>
       <w:ins w:id="2" w:author="PR Preview" w:date="2026-01-01T00:00:00Z">
         <w:r>
-          <w:t xml:space="preserve">Last modified: 2026-10-17 08:40:12 (PDT)</w:t>
+          <w:t xml:space="preserve">Last modified: 2026-10-17 09:18:12 (PDT)</w:t>
         </w:r>
       </w:ins>
     </w:p>
@@ -22108,15 +22108,61 @@
         <m:sSub>
           <m:e>
             <m:r>
-              <m:t>μ</m:t>
+              <m:rPr>
+                <m:sty m:val="p"/>
+              </m:rPr>
+              <m:t>E</m:t>
             </m:r>
           </m:e>
           <m:sub>
-            <m:r>
-              <m:t>h</m:t>
-            </m:r>
+            <m:sSub>
+              <m:e>
+                <m:r>
+                  <m:rPr>
+                    <m:scr m:val="script"/>
+                    <m:sty m:val="p"/>
+                  </m:rPr>
+                  <m:t>D</m:t>
+                </m:r>
+              </m:e>
+              <m:sub>
+                <m:r>
+                  <m:rPr>
+                    <m:nor/>
+                    <m:sty m:val="p"/>
+                  </m:rPr>
+                  <m:t>train</m:t>
+                </m:r>
+              </m:sub>
+            </m:sSub>
           </m:sub>
         </m:sSub>
+        <m:r>
+          <m:t>​</m:t>
+        </m:r>
+        <m:d>
+          <m:dPr>
+            <m:begChr m:val="["/>
+            <m:sepChr m:val=""/>
+            <m:endChr m:val="]"/>
+            <m:grow/>
+          </m:dPr>
+          <m:e>
+            <m:acc>
+              <m:accPr>
+                <m:chr m:val="̂"/>
+              </m:accPr>
+              <m:e>
+                <m:r>
+                  <m:t>y</m:t>
+                </m:r>
+              </m:e>
+            </m:acc>
+          </m:e>
+        </m:d>
+        <m:r>
+          <m:t>​</m:t>
+        </m:r>
       </m:oMath>
       <w:r>
         <w:t xml:space="preserve"> </w:t>
@@ -22276,15 +22322,61 @@
                   <m:sSub>
                     <m:e>
                       <m:r>
-                        <m:t>μ</m:t>
+                        <m:rPr>
+                          <m:sty m:val="p"/>
+                        </m:rPr>
+                        <m:t>E</m:t>
                       </m:r>
                     </m:e>
                     <m:sub>
-                      <m:r>
-                        <m:t>h</m:t>
-                      </m:r>
+                      <m:sSub>
+                        <m:e>
+                          <m:r>
+                            <m:rPr>
+                              <m:scr m:val="script"/>
+                              <m:sty m:val="p"/>
+                            </m:rPr>
+                            <m:t>D</m:t>
+                          </m:r>
+                        </m:e>
+                        <m:sub>
+                          <m:r>
+                            <m:rPr>
+                              <m:nor/>
+                              <m:sty m:val="p"/>
+                            </m:rPr>
+                            <m:t>train</m:t>
+                          </m:r>
+                        </m:sub>
+                      </m:sSub>
                     </m:sub>
                   </m:sSub>
+                  <m:r>
+                    <m:t>​</m:t>
+                  </m:r>
+                  <m:d>
+                    <m:dPr>
+                      <m:begChr m:val="["/>
+                      <m:sepChr m:val=""/>
+                      <m:endChr m:val="]"/>
+                      <m:grow/>
+                    </m:dPr>
+                    <m:e>
+                      <m:acc>
+                        <m:accPr>
+                          <m:chr m:val="̂"/>
+                        </m:accPr>
+                        <m:e>
+                          <m:r>
+                            <m:t>y</m:t>
+                          </m:r>
+                        </m:e>
+                      </m:acc>
+                    </m:e>
+                  </m:d>
+                  <m:r>
+                    <m:t>​</m:t>
+                  </m:r>
                 </m:e>
               </m:d>
               <m:r>
@@ -22310,15 +22402,61 @@
                   <m:sSub>
                     <m:e>
                       <m:r>
-                        <m:t>μ</m:t>
+                        <m:rPr>
+                          <m:sty m:val="p"/>
+                        </m:rPr>
+                        <m:t>E</m:t>
                       </m:r>
                     </m:e>
                     <m:sub>
-                      <m:r>
-                        <m:t>h</m:t>
-                      </m:r>
+                      <m:sSub>
+                        <m:e>
+                          <m:r>
+                            <m:rPr>
+                              <m:scr m:val="script"/>
+                              <m:sty m:val="p"/>
+                            </m:rPr>
+                            <m:t>D</m:t>
+                          </m:r>
+                        </m:e>
+                        <m:sub>
+                          <m:r>
+                            <m:rPr>
+                              <m:nor/>
+                              <m:sty m:val="p"/>
+                            </m:rPr>
+                            <m:t>train</m:t>
+                          </m:r>
+                        </m:sub>
+                      </m:sSub>
                     </m:sub>
                   </m:sSub>
+                  <m:r>
+                    <m:t>​</m:t>
+                  </m:r>
+                  <m:d>
+                    <m:dPr>
+                      <m:begChr m:val="["/>
+                      <m:sepChr m:val=""/>
+                      <m:endChr m:val="]"/>
+                      <m:grow/>
+                    </m:dPr>
+                    <m:e>
+                      <m:acc>
+                        <m:accPr>
+                          <m:chr m:val="̂"/>
+                        </m:accPr>
+                        <m:e>
+                          <m:r>
+                            <m:t>y</m:t>
+                          </m:r>
+                        </m:e>
+                      </m:acc>
+                    </m:e>
+                  </m:d>
+                  <m:r>
+                    <m:t>​</m:t>
+                  </m:r>
                   <m:r>
                     <m:rPr>
                       <m:sty m:val="p"/>
@@ -22356,15 +22494,61 @@
               <m:sSub>
                 <m:e>
                   <m:r>
-                    <m:t>μ</m:t>
+                    <m:rPr>
+                      <m:sty m:val="p"/>
+                    </m:rPr>
+                    <m:t>E</m:t>
                   </m:r>
                 </m:e>
                 <m:sub>
-                  <m:r>
-                    <m:t>h</m:t>
-                  </m:r>
+                  <m:sSub>
+                    <m:e>
+                      <m:r>
+                        <m:rPr>
+                          <m:scr m:val="script"/>
+                          <m:sty m:val="p"/>
+                        </m:rPr>
+                        <m:t>D</m:t>
+                      </m:r>
+                    </m:e>
+                    <m:sub>
+                      <m:r>
+                        <m:rPr>
+                          <m:nor/>
+                          <m:sty m:val="p"/>
+                        </m:rPr>
+                        <m:t>train</m:t>
+                      </m:r>
+                    </m:sub>
+                  </m:sSub>
                 </m:sub>
               </m:sSub>
+              <m:r>
+                <m:t>​</m:t>
+              </m:r>
+              <m:d>
+                <m:dPr>
+                  <m:begChr m:val="["/>
+                  <m:sepChr m:val=""/>
+                  <m:endChr m:val="]"/>
+                  <m:grow/>
+                </m:dPr>
+                <m:e>
+                  <m:acc>
+                    <m:accPr>
+                      <m:chr m:val="̂"/>
+                    </m:accPr>
+                    <m:e>
+                      <m:r>
+                        <m:t>y</m:t>
+                      </m:r>
+                    </m:e>
+                  </m:acc>
+                </m:e>
+              </m:d>
+              <m:r>
+                <m:t>​</m:t>
+              </m:r>
               <m:r>
                 <m:rPr>
                   <m:nor/>
@@ -22512,15 +22696,61 @@
                       <m:sSub>
                         <m:e>
                           <m:r>
-                            <m:t>μ</m:t>
+                            <m:rPr>
+                              <m:sty m:val="p"/>
+                            </m:rPr>
+                            <m:t>E</m:t>
                           </m:r>
                         </m:e>
                         <m:sub>
-                          <m:r>
-                            <m:t>h</m:t>
-                          </m:r>
+                          <m:sSub>
+                            <m:e>
+                              <m:r>
+                                <m:rPr>
+                                  <m:scr m:val="script"/>
+                                  <m:sty m:val="p"/>
+                                </m:rPr>
+                                <m:t>D</m:t>
+                              </m:r>
+                            </m:e>
+                            <m:sub>
+                              <m:r>
+                                <m:rPr>
+                                  <m:nor/>
+                                  <m:sty m:val="p"/>
+                                </m:rPr>
+                                <m:t>train</m:t>
+                              </m:r>
+                            </m:sub>
+                          </m:sSub>
                         </m:sub>
                       </m:sSub>
+                      <m:r>
+                        <m:t>​</m:t>
+                      </m:r>
+                      <m:d>
+                        <m:dPr>
+                          <m:begChr m:val="["/>
+                          <m:sepChr m:val=""/>
+                          <m:endChr m:val="]"/>
+                          <m:grow/>
+                        </m:dPr>
+                        <m:e>
+                          <m:acc>
+                            <m:accPr>
+                              <m:chr m:val="̂"/>
+                            </m:accPr>
+                            <m:e>
+                              <m:r>
+                                <m:t>y</m:t>
+                              </m:r>
+                            </m:e>
+                          </m:acc>
+                        </m:e>
+                      </m:d>
+                      <m:r>
+                        <m:t>​</m:t>
+                      </m:r>
                     </m:e>
                   </m:d>
                   <m:r>
@@ -22575,1002 +22805,6 @@
                   <m:r>
                     <m:t>​</m:t>
                   </m:r>
-                  <m:r>
-                    <m:rPr>
-                      <m:sty m:val="p"/>
-                    </m:rPr>
-                    <m:t>−</m:t>
-                  </m:r>
-                  <m:sSub>
-                    <m:e>
-                      <m:r>
-                        <m:t>μ</m:t>
-                      </m:r>
-                    </m:e>
-                    <m:sub>
-                      <m:r>
-                        <m:t>h</m:t>
-                      </m:r>
-                    </m:sub>
-                  </m:sSub>
-                </m:e>
-              </m:d>
-              <m:r>
-                <m:t>​</m:t>
-              </m:r>
-              <m:r>
-                <m:t>​</m:t>
-              </m:r>
-              <m:d>
-                <m:dPr>
-                  <m:begChr m:val="("/>
-                  <m:sepChr m:val=""/>
-                  <m:endChr m:val=")"/>
-                  <m:grow/>
-                </m:dPr>
-                <m:e>
-                  <m:sSub>
-                    <m:e>
-                      <m:r>
-                        <m:t>μ</m:t>
-                      </m:r>
-                    </m:e>
-                    <m:sub>
-                      <m:r>
-                        <m:t>h</m:t>
-                      </m:r>
-                    </m:sub>
-                  </m:sSub>
-                  <m:r>
-                    <m:rPr>
-                      <m:sty m:val="p"/>
-                    </m:rPr>
-                    <m:t>−</m:t>
-                  </m:r>
-                  <m:acc>
-                    <m:accPr>
-                      <m:chr m:val="̂"/>
-                    </m:accPr>
-                    <m:e>
-                      <m:r>
-                        <m:t>y</m:t>
-                      </m:r>
-                    </m:e>
-                  </m:acc>
-                </m:e>
-              </m:d>
-              <m:r>
-                <m:t>​</m:t>
-              </m:r>
-              <m:r>
-                <m:rPr>
-                  <m:sty m:val="p"/>
-                </m:rPr>
-                <m:t>+</m:t>
-              </m:r>
-              <m:sSup>
-                <m:e>
-                  <m:r>
-                    <m:t>​</m:t>
-                  </m:r>
-                  <m:d>
-                    <m:dPr>
-                      <m:begChr m:val="("/>
-                      <m:sepChr m:val=""/>
-                      <m:endChr m:val=")"/>
-                      <m:grow/>
-                    </m:dPr>
-                    <m:e>
-                      <m:sSub>
-                        <m:e>
-                          <m:r>
-                            <m:t>μ</m:t>
-                          </m:r>
-                        </m:e>
-                        <m:sub>
-                          <m:r>
-                            <m:t>h</m:t>
-                          </m:r>
-                        </m:sub>
-                      </m:sSub>
-                      <m:r>
-                        <m:rPr>
-                          <m:sty m:val="p"/>
-                        </m:rPr>
-                        <m:t>−</m:t>
-                      </m:r>
-                      <m:acc>
-                        <m:accPr>
-                          <m:chr m:val="̂"/>
-                        </m:accPr>
-                        <m:e>
-                          <m:r>
-                            <m:t>y</m:t>
-                          </m:r>
-                        </m:e>
-                      </m:acc>
-                    </m:e>
-                  </m:d>
-                  <m:r>
-                    <m:t>​</m:t>
-                  </m:r>
-                </m:e>
-                <m:sup>
-                  <m:r>
-                    <m:t>2</m:t>
-                  </m:r>
-                </m:sup>
-              </m:sSup>
-              <m:r>
-                <m:t>&amp;</m:t>
-              </m:r>
-              <m:r>
-                <m:t>&amp;</m:t>
-              </m:r>
-              <m:r>
-                <m:rPr>
-                  <m:nor/>
-                  <m:sty m:val="p"/>
-                </m:rPr>
-                <m:t>(expand the square of a sum)</m:t>
-              </m:r>
-            </m:e>
-          </m:eqArr>
-        </m:oMath>
-      </m:oMathPara>
-    </w:p>
-    <w:p>
-      <w:pPr>
-        <w:pStyle w:val="FirstParagraph"/>
-      </w:pPr>
-      <w:r>
-        <w:t xml:space="preserve">Take the expectation of each term in turn.</w:t>
-      </w:r>
-    </w:p>
-    <w:p>
-      <w:pPr>
-        <w:pStyle w:val="BodyText"/>
-      </w:pPr>
-      <w:r>
-        <w:t xml:space="preserve">The first term does not depend on</w:t>
-      </w:r>
-      <w:r>
-        <w:t xml:space="preserve"> </w:t>
-      </w:r>
-      <m:oMath>
-        <m:sSub>
-          <m:e>
-            <m:r>
-              <m:rPr>
-                <m:scr m:val="script"/>
-                <m:sty m:val="p"/>
-              </m:rPr>
-              <m:t>D</m:t>
-            </m:r>
-          </m:e>
-          <m:sub>
-            <m:r>
-              <m:rPr>
-                <m:nor/>
-                <m:sty m:val="p"/>
-              </m:rPr>
-              <m:t>train</m:t>
-            </m:r>
-          </m:sub>
-        </m:sSub>
-      </m:oMath>
-      <w:r>
-        <w:t xml:space="preserve">:</w:t>
-      </w:r>
-      <w:r>
-        <w:t xml:space="preserve"> </w:t>
-      </w:r>
-      <m:oMath>
-        <m:r>
-          <m:t>μ</m:t>
-        </m:r>
-        <m:r>
-          <m:t>​</m:t>
-        </m:r>
-        <m:d>
-          <m:dPr>
-            <m:begChr m:val="("/>
-            <m:sepChr m:val=""/>
-            <m:endChr m:val=")"/>
-            <m:grow/>
-          </m:dPr>
-          <m:e>
-            <m:r>
-              <m:t>x</m:t>
-            </m:r>
-          </m:e>
-        </m:d>
-        <m:r>
-          <m:t>​</m:t>
-        </m:r>
-      </m:oMath>
-      <w:r>
-        <w:t xml:space="preserve"> </w:t>
-      </w:r>
-      <w:r>
-        <w:t xml:space="preserve">is a constant,</w:t>
-      </w:r>
-      <w:r>
-        <w:t xml:space="preserve"> </w:t>
-      </w:r>
-      <w:r>
-        <w:t xml:space="preserve">and</w:t>
-      </w:r>
-      <w:r>
-        <w:t xml:space="preserve"> </w:t>
-      </w:r>
-      <m:oMath>
-        <m:sSub>
-          <m:e>
-            <m:r>
-              <m:t>μ</m:t>
-            </m:r>
-          </m:e>
-          <m:sub>
-            <m:r>
-              <m:t>h</m:t>
-            </m:r>
-          </m:sub>
-        </m:sSub>
-      </m:oMath>
-      <w:r>
-        <w:t xml:space="preserve"> </w:t>
-      </w:r>
-      <w:r>
-        <w:t xml:space="preserve">has already been averaged over training sets.</w:t>
-      </w:r>
-      <w:r>
-        <w:t xml:space="preserve"> </w:t>
-      </w:r>
-      <w:r>
-        <w:t xml:space="preserve">The expectation of a constant is that constant:</w:t>
-      </w:r>
-    </w:p>
-    <w:p>
-      <w:pPr>
-        <w:pStyle w:val="BodyText"/>
-      </w:pPr>
-      <m:oMathPara>
-        <m:oMathParaPr>
-          <m:jc m:val="center"/>
-        </m:oMathParaPr>
-        <m:oMath>
-          <m:eqArr>
-            <m:e>
-              <m:r>
-                <m:rPr>
-                  <m:sty m:val="p"/>
-                </m:rPr>
-                <m:t>E</m:t>
-              </m:r>
-              <m:r>
-                <m:t>​</m:t>
-              </m:r>
-              <m:d>
-                <m:dPr>
-                  <m:begChr m:val="["/>
-                  <m:sepChr m:val=""/>
-                  <m:endChr m:val="]"/>
-                  <m:grow/>
-                </m:dPr>
-                <m:e>
-                  <m:sSup>
-                    <m:e>
-                      <m:r>
-                        <m:t>​</m:t>
-                      </m:r>
-                      <m:d>
-                        <m:dPr>
-                          <m:begChr m:val="("/>
-                          <m:sepChr m:val=""/>
-                          <m:endChr m:val=")"/>
-                          <m:grow/>
-                        </m:dPr>
-                        <m:e>
-                          <m:r>
-                            <m:t>μ</m:t>
-                          </m:r>
-                          <m:r>
-                            <m:t>​</m:t>
-                          </m:r>
-                          <m:d>
-                            <m:dPr>
-                              <m:begChr m:val="("/>
-                              <m:sepChr m:val=""/>
-                              <m:endChr m:val=")"/>
-                              <m:grow/>
-                            </m:dPr>
-                            <m:e>
-                              <m:r>
-                                <m:t>x</m:t>
-                              </m:r>
-                            </m:e>
-                          </m:d>
-                          <m:r>
-                            <m:t>​</m:t>
-                          </m:r>
-                          <m:r>
-                            <m:rPr>
-                              <m:sty m:val="p"/>
-                            </m:rPr>
-                            <m:t>−</m:t>
-                          </m:r>
-                          <m:sSub>
-                            <m:e>
-                              <m:r>
-                                <m:t>μ</m:t>
-                              </m:r>
-                            </m:e>
-                            <m:sub>
-                              <m:r>
-                                <m:t>h</m:t>
-                              </m:r>
-                            </m:sub>
-                          </m:sSub>
-                        </m:e>
-                      </m:d>
-                      <m:r>
-                        <m:t>​</m:t>
-                      </m:r>
-                    </m:e>
-                    <m:sup>
-                      <m:r>
-                        <m:t>2</m:t>
-                      </m:r>
-                    </m:sup>
-                  </m:sSup>
-                </m:e>
-              </m:d>
-              <m:r>
-                <m:t>​</m:t>
-              </m:r>
-              <m:r>
-                <m:t>&amp;</m:t>
-              </m:r>
-              <m:r>
-                <m:rPr>
-                  <m:sty m:val="p"/>
-                </m:rPr>
-                <m:t>=</m:t>
-              </m:r>
-              <m:sSup>
-                <m:e>
-                  <m:r>
-                    <m:t>​</m:t>
-                  </m:r>
-                  <m:d>
-                    <m:dPr>
-                      <m:begChr m:val="("/>
-                      <m:sepChr m:val=""/>
-                      <m:endChr m:val=")"/>
-                      <m:grow/>
-                    </m:dPr>
-                    <m:e>
-                      <m:r>
-                        <m:t>μ</m:t>
-                      </m:r>
-                      <m:r>
-                        <m:t>​</m:t>
-                      </m:r>
-                      <m:d>
-                        <m:dPr>
-                          <m:begChr m:val="("/>
-                          <m:sepChr m:val=""/>
-                          <m:endChr m:val=")"/>
-                          <m:grow/>
-                        </m:dPr>
-                        <m:e>
-                          <m:r>
-                            <m:t>x</m:t>
-                          </m:r>
-                        </m:e>
-                      </m:d>
-                      <m:r>
-                        <m:t>​</m:t>
-                      </m:r>
-                      <m:r>
-                        <m:rPr>
-                          <m:sty m:val="p"/>
-                        </m:rPr>
-                        <m:t>−</m:t>
-                      </m:r>
-                      <m:sSub>
-                        <m:e>
-                          <m:r>
-                            <m:t>μ</m:t>
-                          </m:r>
-                        </m:e>
-                        <m:sub>
-                          <m:r>
-                            <m:t>h</m:t>
-                          </m:r>
-                        </m:sub>
-                      </m:sSub>
-                    </m:e>
-                  </m:d>
-                  <m:r>
-                    <m:t>​</m:t>
-                  </m:r>
-                </m:e>
-                <m:sup>
-                  <m:r>
-                    <m:t>2</m:t>
-                  </m:r>
-                </m:sup>
-              </m:sSup>
-              <m:r>
-                <m:t>&amp;</m:t>
-              </m:r>
-              <m:r>
-                <m:t>&amp;</m:t>
-              </m:r>
-              <m:r>
-                <m:rPr>
-                  <m:nor/>
-                  <m:sty m:val="p"/>
-                </m:rPr>
-                <m:t>(expectation of a constant)</m:t>
-              </m:r>
-            </m:e>
-            <m:e>
-              <m:r>
-                <m:t>&amp;</m:t>
-              </m:r>
-              <m:r>
-                <m:rPr>
-                  <m:sty m:val="p"/>
-                </m:rPr>
-                <m:t>=</m:t>
-              </m:r>
-              <m:sSup>
-                <m:e>
-                  <m:r>
-                    <m:t>​</m:t>
-                  </m:r>
-                  <m:d>
-                    <m:dPr>
-                      <m:begChr m:val="("/>
-                      <m:sepChr m:val=""/>
-                      <m:endChr m:val=")"/>
-                      <m:grow/>
-                    </m:dPr>
-                    <m:e>
-                      <m:sSub>
-                        <m:e>
-                          <m:r>
-                            <m:t>μ</m:t>
-                          </m:r>
-                        </m:e>
-                        <m:sub>
-                          <m:r>
-                            <m:t>h</m:t>
-                          </m:r>
-                        </m:sub>
-                      </m:sSub>
-                      <m:r>
-                        <m:rPr>
-                          <m:sty m:val="p"/>
-                        </m:rPr>
-                        <m:t>−</m:t>
-                      </m:r>
-                      <m:r>
-                        <m:t>μ</m:t>
-                      </m:r>
-                      <m:r>
-                        <m:t>​</m:t>
-                      </m:r>
-                      <m:d>
-                        <m:dPr>
-                          <m:begChr m:val="("/>
-                          <m:sepChr m:val=""/>
-                          <m:endChr m:val=")"/>
-                          <m:grow/>
-                        </m:dPr>
-                        <m:e>
-                          <m:r>
-                            <m:t>x</m:t>
-                          </m:r>
-                        </m:e>
-                      </m:d>
-                      <m:r>
-                        <m:t>​</m:t>
-                      </m:r>
-                    </m:e>
-                  </m:d>
-                  <m:r>
-                    <m:t>​</m:t>
-                  </m:r>
-                </m:e>
-                <m:sup>
-                  <m:r>
-                    <m:t>2</m:t>
-                  </m:r>
-                </m:sup>
-              </m:sSup>
-              <m:r>
-                <m:t>&amp;</m:t>
-              </m:r>
-              <m:r>
-                <m:t>&amp;</m:t>
-              </m:r>
-              <m:r>
-                <m:rPr>
-                  <m:nor/>
-                  <m:sty m:val="p"/>
-                </m:rPr>
-                <m:t>(a number and its negative have the same square)</m:t>
-              </m:r>
-            </m:e>
-            <m:e>
-              <m:r>
-                <m:t>&amp;</m:t>
-              </m:r>
-              <m:r>
-                <m:rPr>
-                  <m:sty m:val="p"/>
-                </m:rPr>
-                <m:t>=</m:t>
-              </m:r>
-              <m:sSup>
-                <m:e>
-                  <m:r>
-                    <m:t>​</m:t>
-                  </m:r>
-                  <m:d>
-                    <m:dPr>
-                      <m:begChr m:val="("/>
-                      <m:sepChr m:val=""/>
-                      <m:endChr m:val=")"/>
-                      <m:grow/>
-                    </m:dPr>
-                    <m:e>
-                      <m:r>
-                        <m:rPr>
-                          <m:sty m:val="p"/>
-                        </m:rPr>
-                        <m:t>Bias</m:t>
-                      </m:r>
-                      <m:r>
-                        <m:t>​</m:t>
-                      </m:r>
-                      <m:d>
-                        <m:dPr>
-                          <m:begChr m:val="("/>
-                          <m:sepChr m:val=""/>
-                          <m:endChr m:val=")"/>
-                          <m:grow/>
-                        </m:dPr>
-                        <m:e>
-                          <m:acc>
-                            <m:accPr>
-                              <m:chr m:val="̂"/>
-                            </m:accPr>
-                            <m:e>
-                              <m:r>
-                                <m:t>y</m:t>
-                              </m:r>
-                            </m:e>
-                          </m:acc>
-                        </m:e>
-                      </m:d>
-                      <m:r>
-                        <m:t>​</m:t>
-                      </m:r>
-                    </m:e>
-                  </m:d>
-                  <m:r>
-                    <m:t>​</m:t>
-                  </m:r>
-                </m:e>
-                <m:sup>
-                  <m:r>
-                    <m:t>2</m:t>
-                  </m:r>
-                </m:sup>
-              </m:sSup>
-              <m:r>
-                <m:t>&amp;</m:t>
-              </m:r>
-              <m:r>
-                <m:t>&amp;</m:t>
-              </m:r>
-              <m:r>
-                <m:rPr>
-                  <m:nor/>
-                  <m:sty m:val="p"/>
-                </m:rPr>
-                <m:t>(definitions of the expected prediction and of bias)</m:t>
-              </m:r>
-            </m:e>
-          </m:eqArr>
-        </m:oMath>
-      </m:oMathPara>
-    </w:p>
-    <w:p>
-      <w:pPr>
-        <w:pStyle w:val="FirstParagraph"/>
-      </w:pPr>
-      <w:r>
-        <w:t xml:space="preserve">The cross term vanishes, and this time not by independence</w:t>
-      </w:r>
-      <w:r>
-        <w:t xml:space="preserve"> </w:t>
-      </w:r>
-      <w:r>
-        <w:t xml:space="preserve">but by the definition of the expected prediction.</w:t>
-      </w:r>
-      <w:r>
-        <w:t xml:space="preserve"> </w:t>
-      </w:r>
-      <w:r>
-        <w:t xml:space="preserve">The first factor is a constant, so it comes out of the expectation:</w:t>
-      </w:r>
-    </w:p>
-    <w:p>
-      <w:pPr>
-        <w:pStyle w:val="BodyText"/>
-      </w:pPr>
-      <m:oMathPara>
-        <m:oMathParaPr>
-          <m:jc m:val="center"/>
-        </m:oMathParaPr>
-        <m:oMath>
-          <m:eqArr>
-            <m:e>
-              <m:r>
-                <m:rPr>
-                  <m:sty m:val="p"/>
-                </m:rPr>
-                <m:t>E</m:t>
-              </m:r>
-              <m:r>
-                <m:t>​</m:t>
-              </m:r>
-              <m:d>
-                <m:dPr>
-                  <m:begChr m:val="["/>
-                  <m:sepChr m:val=""/>
-                  <m:endChr m:val="]"/>
-                  <m:grow/>
-                </m:dPr>
-                <m:e>
-                  <m:r>
-                    <m:t>2</m:t>
-                  </m:r>
-                  <m:r>
-                    <m:t>​</m:t>
-                  </m:r>
-                  <m:d>
-                    <m:dPr>
-                      <m:begChr m:val="("/>
-                      <m:sepChr m:val=""/>
-                      <m:endChr m:val=")"/>
-                      <m:grow/>
-                    </m:dPr>
-                    <m:e>
-                      <m:r>
-                        <m:t>μ</m:t>
-                      </m:r>
-                      <m:r>
-                        <m:t>​</m:t>
-                      </m:r>
-                      <m:d>
-                        <m:dPr>
-                          <m:begChr m:val="("/>
-                          <m:sepChr m:val=""/>
-                          <m:endChr m:val=")"/>
-                          <m:grow/>
-                        </m:dPr>
-                        <m:e>
-                          <m:r>
-                            <m:t>x</m:t>
-                          </m:r>
-                        </m:e>
-                      </m:d>
-                      <m:r>
-                        <m:t>​</m:t>
-                      </m:r>
-                      <m:r>
-                        <m:rPr>
-                          <m:sty m:val="p"/>
-                        </m:rPr>
-                        <m:t>−</m:t>
-                      </m:r>
-                      <m:sSub>
-                        <m:e>
-                          <m:r>
-                            <m:t>μ</m:t>
-                          </m:r>
-                        </m:e>
-                        <m:sub>
-                          <m:r>
-                            <m:t>h</m:t>
-                          </m:r>
-                        </m:sub>
-                      </m:sSub>
-                    </m:e>
-                  </m:d>
-                  <m:r>
-                    <m:t>​</m:t>
-                  </m:r>
-                  <m:r>
-                    <m:t>​</m:t>
-                  </m:r>
-                  <m:d>
-                    <m:dPr>
-                      <m:begChr m:val="("/>
-                      <m:sepChr m:val=""/>
-                      <m:endChr m:val=")"/>
-                      <m:grow/>
-                    </m:dPr>
-                    <m:e>
-                      <m:sSub>
-                        <m:e>
-                          <m:r>
-                            <m:t>μ</m:t>
-                          </m:r>
-                        </m:e>
-                        <m:sub>
-                          <m:r>
-                            <m:t>h</m:t>
-                          </m:r>
-                        </m:sub>
-                      </m:sSub>
-                      <m:r>
-                        <m:rPr>
-                          <m:sty m:val="p"/>
-                        </m:rPr>
-                        <m:t>−</m:t>
-                      </m:r>
-                      <m:acc>
-                        <m:accPr>
-                          <m:chr m:val="̂"/>
-                        </m:accPr>
-                        <m:e>
-                          <m:r>
-                            <m:t>y</m:t>
-                          </m:r>
-                        </m:e>
-                      </m:acc>
-                    </m:e>
-                  </m:d>
-                  <m:r>
-                    <m:t>​</m:t>
-                  </m:r>
-                </m:e>
-              </m:d>
-              <m:r>
-                <m:t>​</m:t>
-              </m:r>
-              <m:r>
-                <m:t>&amp;</m:t>
-              </m:r>
-              <m:r>
-                <m:rPr>
-                  <m:sty m:val="p"/>
-                </m:rPr>
-                <m:t>=</m:t>
-              </m:r>
-              <m:r>
-                <m:t>2</m:t>
-              </m:r>
-              <m:r>
-                <m:t>​</m:t>
-              </m:r>
-              <m:d>
-                <m:dPr>
-                  <m:begChr m:val="("/>
-                  <m:sepChr m:val=""/>
-                  <m:endChr m:val=")"/>
-                  <m:grow/>
-                </m:dPr>
-                <m:e>
-                  <m:r>
-                    <m:t>μ</m:t>
-                  </m:r>
-                  <m:r>
-                    <m:t>​</m:t>
-                  </m:r>
-                  <m:d>
-                    <m:dPr>
-                      <m:begChr m:val="("/>
-                      <m:sepChr m:val=""/>
-                      <m:endChr m:val=")"/>
-                      <m:grow/>
-                    </m:dPr>
-                    <m:e>
-                      <m:r>
-                        <m:t>x</m:t>
-                      </m:r>
-                    </m:e>
-                  </m:d>
-                  <m:r>
-                    <m:t>​</m:t>
-                  </m:r>
-                  <m:r>
-                    <m:rPr>
-                      <m:sty m:val="p"/>
-                    </m:rPr>
-                    <m:t>−</m:t>
-                  </m:r>
-                  <m:sSub>
-                    <m:e>
-                      <m:r>
-                        <m:t>μ</m:t>
-                      </m:r>
-                    </m:e>
-                    <m:sub>
-                      <m:r>
-                        <m:t>h</m:t>
-                      </m:r>
-                    </m:sub>
-                  </m:sSub>
-                </m:e>
-              </m:d>
-              <m:r>
-                <m:t>​</m:t>
-              </m:r>
-              <m:r>
-                <m:rPr>
-                  <m:sty m:val="p"/>
-                </m:rPr>
-                <m:t>E</m:t>
-              </m:r>
-              <m:r>
-                <m:t>​</m:t>
-              </m:r>
-              <m:d>
-                <m:dPr>
-                  <m:begChr m:val="["/>
-                  <m:sepChr m:val=""/>
-                  <m:endChr m:val="]"/>
-                  <m:grow/>
-                </m:dPr>
-                <m:e>
-                  <m:sSub>
-                    <m:e>
-                      <m:r>
-                        <m:t>μ</m:t>
-                      </m:r>
-                    </m:e>
-                    <m:sub>
-                      <m:r>
-                        <m:t>h</m:t>
-                      </m:r>
-                    </m:sub>
-                  </m:sSub>
-                  <m:r>
-                    <m:rPr>
-                      <m:sty m:val="p"/>
-                    </m:rPr>
-                    <m:t>−</m:t>
-                  </m:r>
-                  <m:acc>
-                    <m:accPr>
-                      <m:chr m:val="̂"/>
-                    </m:accPr>
-                    <m:e>
-                      <m:r>
-                        <m:t>y</m:t>
-                      </m:r>
-                    </m:e>
-                  </m:acc>
-                </m:e>
-              </m:d>
-              <m:r>
-                <m:t>​</m:t>
-              </m:r>
-              <m:r>
-                <m:t>&amp;</m:t>
-              </m:r>
-              <m:r>
-                <m:t>&amp;</m:t>
-              </m:r>
-              <m:r>
-                <m:rPr>
-                  <m:nor/>
-                  <m:sty m:val="p"/>
-                </m:rPr>
-                <m:t>(constant factors)</m:t>
-              </m:r>
-            </m:e>
-            <m:e>
-              <m:r>
-                <m:t>&amp;</m:t>
-              </m:r>
-              <m:r>
-                <m:rPr>
-                  <m:sty m:val="p"/>
-                </m:rPr>
-                <m:t>=</m:t>
-              </m:r>
-              <m:r>
-                <m:t>2</m:t>
-              </m:r>
-              <m:r>
-                <m:t>​</m:t>
-              </m:r>
-              <m:d>
-                <m:dPr>
-                  <m:begChr m:val="("/>
-                  <m:sepChr m:val=""/>
-                  <m:endChr m:val=")"/>
-                  <m:grow/>
-                </m:dPr>
-                <m:e>
-                  <m:r>
-                    <m:t>μ</m:t>
-                  </m:r>
-                  <m:r>
-                    <m:t>​</m:t>
-                  </m:r>
-                  <m:d>
-                    <m:dPr>
-                      <m:begChr m:val="("/>
-                      <m:sepChr m:val=""/>
-                      <m:endChr m:val=")"/>
-                      <m:grow/>
-                    </m:dPr>
-                    <m:e>
-                      <m:r>
-                        <m:t>x</m:t>
-                      </m:r>
-                    </m:e>
-                  </m:d>
-                  <m:r>
-                    <m:t>​</m:t>
-                  </m:r>
-                  <m:r>
-                    <m:rPr>
-                      <m:sty m:val="p"/>
-                    </m:rPr>
-                    <m:t>−</m:t>
-                  </m:r>
-                  <m:sSub>
-                    <m:e>
-                      <m:r>
-                        <m:t>μ</m:t>
-                      </m:r>
-                    </m:e>
-                    <m:sub>
-                      <m:r>
-                        <m:t>h</m:t>
-                      </m:r>
-                    </m:sub>
-                  </m:sSub>
-                </m:e>
-              </m:d>
-              <m:r>
-                <m:t>​</m:t>
-              </m:r>
-              <m:r>
-                <m:t>​</m:t>
-              </m:r>
-              <m:d>
-                <m:dPr>
-                  <m:begChr m:val="("/>
-                  <m:sepChr m:val=""/>
-                  <m:endChr m:val=")"/>
-                  <m:grow/>
-                </m:dPr>
-                <m:e>
-                  <m:sSub>
-                    <m:e>
-                      <m:r>
-                        <m:t>μ</m:t>
-                      </m:r>
-                    </m:e>
-                    <m:sub>
-                      <m:r>
-                        <m:t>h</m:t>
-                      </m:r>
-                    </m:sub>
-                  </m:sSub>
                   <m:r>
                     <m:rPr>
                       <m:sty m:val="p"/>
@@ -23641,6 +22875,201 @@
                 <m:t>​</m:t>
               </m:r>
               <m:r>
+                <m:t>​</m:t>
+              </m:r>
+              <m:d>
+                <m:dPr>
+                  <m:begChr m:val="("/>
+                  <m:sepChr m:val=""/>
+                  <m:endChr m:val=")"/>
+                  <m:grow/>
+                </m:dPr>
+                <m:e>
+                  <m:sSub>
+                    <m:e>
+                      <m:r>
+                        <m:rPr>
+                          <m:sty m:val="p"/>
+                        </m:rPr>
+                        <m:t>E</m:t>
+                      </m:r>
+                    </m:e>
+                    <m:sub>
+                      <m:sSub>
+                        <m:e>
+                          <m:r>
+                            <m:rPr>
+                              <m:scr m:val="script"/>
+                              <m:sty m:val="p"/>
+                            </m:rPr>
+                            <m:t>D</m:t>
+                          </m:r>
+                        </m:e>
+                        <m:sub>
+                          <m:r>
+                            <m:rPr>
+                              <m:nor/>
+                              <m:sty m:val="p"/>
+                            </m:rPr>
+                            <m:t>train</m:t>
+                          </m:r>
+                        </m:sub>
+                      </m:sSub>
+                    </m:sub>
+                  </m:sSub>
+                  <m:r>
+                    <m:t>​</m:t>
+                  </m:r>
+                  <m:d>
+                    <m:dPr>
+                      <m:begChr m:val="["/>
+                      <m:sepChr m:val=""/>
+                      <m:endChr m:val="]"/>
+                      <m:grow/>
+                    </m:dPr>
+                    <m:e>
+                      <m:acc>
+                        <m:accPr>
+                          <m:chr m:val="̂"/>
+                        </m:accPr>
+                        <m:e>
+                          <m:r>
+                            <m:t>y</m:t>
+                          </m:r>
+                        </m:e>
+                      </m:acc>
+                    </m:e>
+                  </m:d>
+                  <m:r>
+                    <m:t>​</m:t>
+                  </m:r>
+                  <m:r>
+                    <m:rPr>
+                      <m:sty m:val="p"/>
+                    </m:rPr>
+                    <m:t>−</m:t>
+                  </m:r>
+                  <m:acc>
+                    <m:accPr>
+                      <m:chr m:val="̂"/>
+                    </m:accPr>
+                    <m:e>
+                      <m:r>
+                        <m:t>y</m:t>
+                      </m:r>
+                    </m:e>
+                  </m:acc>
+                </m:e>
+              </m:d>
+              <m:r>
+                <m:t>​</m:t>
+              </m:r>
+              <m:r>
+                <m:rPr>
+                  <m:sty m:val="p"/>
+                </m:rPr>
+                <m:t>+</m:t>
+              </m:r>
+              <m:sSup>
+                <m:e>
+                  <m:r>
+                    <m:t>​</m:t>
+                  </m:r>
+                  <m:d>
+                    <m:dPr>
+                      <m:begChr m:val="("/>
+                      <m:sepChr m:val=""/>
+                      <m:endChr m:val=")"/>
+                      <m:grow/>
+                    </m:dPr>
+                    <m:e>
+                      <m:sSub>
+                        <m:e>
+                          <m:r>
+                            <m:rPr>
+                              <m:sty m:val="p"/>
+                            </m:rPr>
+                            <m:t>E</m:t>
+                          </m:r>
+                        </m:e>
+                        <m:sub>
+                          <m:sSub>
+                            <m:e>
+                              <m:r>
+                                <m:rPr>
+                                  <m:scr m:val="script"/>
+                                  <m:sty m:val="p"/>
+                                </m:rPr>
+                                <m:t>D</m:t>
+                              </m:r>
+                            </m:e>
+                            <m:sub>
+                              <m:r>
+                                <m:rPr>
+                                  <m:nor/>
+                                  <m:sty m:val="p"/>
+                                </m:rPr>
+                                <m:t>train</m:t>
+                              </m:r>
+                            </m:sub>
+                          </m:sSub>
+                        </m:sub>
+                      </m:sSub>
+                      <m:r>
+                        <m:t>​</m:t>
+                      </m:r>
+                      <m:d>
+                        <m:dPr>
+                          <m:begChr m:val="["/>
+                          <m:sepChr m:val=""/>
+                          <m:endChr m:val="]"/>
+                          <m:grow/>
+                        </m:dPr>
+                        <m:e>
+                          <m:acc>
+                            <m:accPr>
+                              <m:chr m:val="̂"/>
+                            </m:accPr>
+                            <m:e>
+                              <m:r>
+                                <m:t>y</m:t>
+                              </m:r>
+                            </m:e>
+                          </m:acc>
+                        </m:e>
+                      </m:d>
+                      <m:r>
+                        <m:t>​</m:t>
+                      </m:r>
+                      <m:r>
+                        <m:rPr>
+                          <m:sty m:val="p"/>
+                        </m:rPr>
+                        <m:t>−</m:t>
+                      </m:r>
+                      <m:acc>
+                        <m:accPr>
+                          <m:chr m:val="̂"/>
+                        </m:accPr>
+                        <m:e>
+                          <m:r>
+                            <m:t>y</m:t>
+                          </m:r>
+                        </m:e>
+                      </m:acc>
+                    </m:e>
+                  </m:d>
+                  <m:r>
+                    <m:t>​</m:t>
+                  </m:r>
+                </m:e>
+                <m:sup>
+                  <m:r>
+                    <m:t>2</m:t>
+                  </m:r>
+                </m:sup>
+              </m:sSup>
+              <m:r>
                 <m:t>&amp;</m:t>
               </m:r>
               <m:r>
@@ -23651,10 +23080,917 @@
                   <m:nor/>
                   <m:sty m:val="p"/>
                 </m:rPr>
-                <m:t>(expectation of a difference of a constant and a variable)</m:t>
+                <m:t>(expand the square of a sum)</m:t>
+              </m:r>
+            </m:e>
+          </m:eqArr>
+        </m:oMath>
+      </m:oMathPara>
+    </w:p>
+    <w:p>
+      <w:pPr>
+        <w:pStyle w:val="FirstParagraph"/>
+      </w:pPr>
+      <w:r>
+        <w:t xml:space="preserve">Take the expectation of each term in turn.</w:t>
+      </w:r>
+    </w:p>
+    <w:p>
+      <w:pPr>
+        <w:pStyle w:val="BodyText"/>
+      </w:pPr>
+      <w:r>
+        <w:t xml:space="preserve">The first term does not depend on</w:t>
+      </w:r>
+      <w:r>
+        <w:t xml:space="preserve"> </w:t>
+      </w:r>
+      <m:oMath>
+        <m:sSub>
+          <m:e>
+            <m:r>
+              <m:rPr>
+                <m:scr m:val="script"/>
+                <m:sty m:val="p"/>
+              </m:rPr>
+              <m:t>D</m:t>
+            </m:r>
+          </m:e>
+          <m:sub>
+            <m:r>
+              <m:rPr>
+                <m:nor/>
+                <m:sty m:val="p"/>
+              </m:rPr>
+              <m:t>train</m:t>
+            </m:r>
+          </m:sub>
+        </m:sSub>
+      </m:oMath>
+      <w:r>
+        <w:t xml:space="preserve">:</w:t>
+      </w:r>
+      <w:r>
+        <w:t xml:space="preserve"> </w:t>
+      </w:r>
+      <m:oMath>
+        <m:r>
+          <m:t>μ</m:t>
+        </m:r>
+        <m:r>
+          <m:t>​</m:t>
+        </m:r>
+        <m:d>
+          <m:dPr>
+            <m:begChr m:val="("/>
+            <m:sepChr m:val=""/>
+            <m:endChr m:val=")"/>
+            <m:grow/>
+          </m:dPr>
+          <m:e>
+            <m:r>
+              <m:t>x</m:t>
+            </m:r>
+          </m:e>
+        </m:d>
+        <m:r>
+          <m:t>​</m:t>
+        </m:r>
+      </m:oMath>
+      <w:r>
+        <w:t xml:space="preserve"> </w:t>
+      </w:r>
+      <w:r>
+        <w:t xml:space="preserve">is a constant,</w:t>
+      </w:r>
+      <w:r>
+        <w:t xml:space="preserve"> </w:t>
+      </w:r>
+      <w:r>
+        <w:t xml:space="preserve">and</w:t>
+      </w:r>
+      <w:r>
+        <w:t xml:space="preserve"> </w:t>
+      </w:r>
+      <m:oMath>
+        <m:sSub>
+          <m:e>
+            <m:r>
+              <m:rPr>
+                <m:sty m:val="p"/>
+              </m:rPr>
+              <m:t>E</m:t>
+            </m:r>
+          </m:e>
+          <m:sub>
+            <m:sSub>
+              <m:e>
+                <m:r>
+                  <m:rPr>
+                    <m:scr m:val="script"/>
+                    <m:sty m:val="p"/>
+                  </m:rPr>
+                  <m:t>D</m:t>
+                </m:r>
+              </m:e>
+              <m:sub>
+                <m:r>
+                  <m:rPr>
+                    <m:nor/>
+                    <m:sty m:val="p"/>
+                  </m:rPr>
+                  <m:t>train</m:t>
+                </m:r>
+              </m:sub>
+            </m:sSub>
+          </m:sub>
+        </m:sSub>
+        <m:r>
+          <m:t>​</m:t>
+        </m:r>
+        <m:d>
+          <m:dPr>
+            <m:begChr m:val="["/>
+            <m:sepChr m:val=""/>
+            <m:endChr m:val="]"/>
+            <m:grow/>
+          </m:dPr>
+          <m:e>
+            <m:acc>
+              <m:accPr>
+                <m:chr m:val="̂"/>
+              </m:accPr>
+              <m:e>
+                <m:r>
+                  <m:t>y</m:t>
+                </m:r>
+              </m:e>
+            </m:acc>
+          </m:e>
+        </m:d>
+        <m:r>
+          <m:t>​</m:t>
+        </m:r>
+      </m:oMath>
+      <w:r>
+        <w:t xml:space="preserve"> </w:t>
+      </w:r>
+      <w:r>
+        <w:t xml:space="preserve">has already been averaged over training sets.</w:t>
+      </w:r>
+      <w:r>
+        <w:t xml:space="preserve"> </w:t>
+      </w:r>
+      <w:r>
+        <w:t xml:space="preserve">The expectation of a constant is that constant:</w:t>
+      </w:r>
+    </w:p>
+    <w:p>
+      <w:pPr>
+        <w:pStyle w:val="BodyText"/>
+      </w:pPr>
+      <m:oMathPara>
+        <m:oMathParaPr>
+          <m:jc m:val="center"/>
+        </m:oMathParaPr>
+        <m:oMath>
+          <m:eqArr>
+            <m:e>
+              <m:r>
+                <m:rPr>
+                  <m:sty m:val="p"/>
+                </m:rPr>
+                <m:t>E</m:t>
+              </m:r>
+              <m:r>
+                <m:t>​</m:t>
+              </m:r>
+              <m:d>
+                <m:dPr>
+                  <m:begChr m:val="["/>
+                  <m:sepChr m:val=""/>
+                  <m:endChr m:val="]"/>
+                  <m:grow/>
+                </m:dPr>
+                <m:e>
+                  <m:sSup>
+                    <m:e>
+                      <m:r>
+                        <m:t>​</m:t>
+                      </m:r>
+                      <m:d>
+                        <m:dPr>
+                          <m:begChr m:val="("/>
+                          <m:sepChr m:val=""/>
+                          <m:endChr m:val=")"/>
+                          <m:grow/>
+                        </m:dPr>
+                        <m:e>
+                          <m:r>
+                            <m:t>μ</m:t>
+                          </m:r>
+                          <m:r>
+                            <m:t>​</m:t>
+                          </m:r>
+                          <m:d>
+                            <m:dPr>
+                              <m:begChr m:val="("/>
+                              <m:sepChr m:val=""/>
+                              <m:endChr m:val=")"/>
+                              <m:grow/>
+                            </m:dPr>
+                            <m:e>
+                              <m:r>
+                                <m:t>x</m:t>
+                              </m:r>
+                            </m:e>
+                          </m:d>
+                          <m:r>
+                            <m:t>​</m:t>
+                          </m:r>
+                          <m:r>
+                            <m:rPr>
+                              <m:sty m:val="p"/>
+                            </m:rPr>
+                            <m:t>−</m:t>
+                          </m:r>
+                          <m:sSub>
+                            <m:e>
+                              <m:r>
+                                <m:rPr>
+                                  <m:sty m:val="p"/>
+                                </m:rPr>
+                                <m:t>E</m:t>
+                              </m:r>
+                            </m:e>
+                            <m:sub>
+                              <m:sSub>
+                                <m:e>
+                                  <m:r>
+                                    <m:rPr>
+                                      <m:scr m:val="script"/>
+                                      <m:sty m:val="p"/>
+                                    </m:rPr>
+                                    <m:t>D</m:t>
+                                  </m:r>
+                                </m:e>
+                                <m:sub>
+                                  <m:r>
+                                    <m:rPr>
+                                      <m:nor/>
+                                      <m:sty m:val="p"/>
+                                    </m:rPr>
+                                    <m:t>train</m:t>
+                                  </m:r>
+                                </m:sub>
+                              </m:sSub>
+                            </m:sub>
+                          </m:sSub>
+                          <m:r>
+                            <m:t>​</m:t>
+                          </m:r>
+                          <m:d>
+                            <m:dPr>
+                              <m:begChr m:val="["/>
+                              <m:sepChr m:val=""/>
+                              <m:endChr m:val="]"/>
+                              <m:grow/>
+                            </m:dPr>
+                            <m:e>
+                              <m:acc>
+                                <m:accPr>
+                                  <m:chr m:val="̂"/>
+                                </m:accPr>
+                                <m:e>
+                                  <m:r>
+                                    <m:t>y</m:t>
+                                  </m:r>
+                                </m:e>
+                              </m:acc>
+                            </m:e>
+                          </m:d>
+                          <m:r>
+                            <m:t>​</m:t>
+                          </m:r>
+                        </m:e>
+                      </m:d>
+                      <m:r>
+                        <m:t>​</m:t>
+                      </m:r>
+                    </m:e>
+                    <m:sup>
+                      <m:r>
+                        <m:t>2</m:t>
+                      </m:r>
+                    </m:sup>
+                  </m:sSup>
+                </m:e>
+              </m:d>
+              <m:r>
+                <m:t>​</m:t>
+              </m:r>
+              <m:r>
+                <m:t>&amp;</m:t>
+              </m:r>
+              <m:r>
+                <m:rPr>
+                  <m:sty m:val="p"/>
+                </m:rPr>
+                <m:t>=</m:t>
+              </m:r>
+              <m:sSup>
+                <m:e>
+                  <m:r>
+                    <m:t>​</m:t>
+                  </m:r>
+                  <m:d>
+                    <m:dPr>
+                      <m:begChr m:val="("/>
+                      <m:sepChr m:val=""/>
+                      <m:endChr m:val=")"/>
+                      <m:grow/>
+                    </m:dPr>
+                    <m:e>
+                      <m:r>
+                        <m:t>μ</m:t>
+                      </m:r>
+                      <m:r>
+                        <m:t>​</m:t>
+                      </m:r>
+                      <m:d>
+                        <m:dPr>
+                          <m:begChr m:val="("/>
+                          <m:sepChr m:val=""/>
+                          <m:endChr m:val=")"/>
+                          <m:grow/>
+                        </m:dPr>
+                        <m:e>
+                          <m:r>
+                            <m:t>x</m:t>
+                          </m:r>
+                        </m:e>
+                      </m:d>
+                      <m:r>
+                        <m:t>​</m:t>
+                      </m:r>
+                      <m:r>
+                        <m:rPr>
+                          <m:sty m:val="p"/>
+                        </m:rPr>
+                        <m:t>−</m:t>
+                      </m:r>
+                      <m:sSub>
+                        <m:e>
+                          <m:r>
+                            <m:rPr>
+                              <m:sty m:val="p"/>
+                            </m:rPr>
+                            <m:t>E</m:t>
+                          </m:r>
+                        </m:e>
+                        <m:sub>
+                          <m:sSub>
+                            <m:e>
+                              <m:r>
+                                <m:rPr>
+                                  <m:scr m:val="script"/>
+                                  <m:sty m:val="p"/>
+                                </m:rPr>
+                                <m:t>D</m:t>
+                              </m:r>
+                            </m:e>
+                            <m:sub>
+                              <m:r>
+                                <m:rPr>
+                                  <m:nor/>
+                                  <m:sty m:val="p"/>
+                                </m:rPr>
+                                <m:t>train</m:t>
+                              </m:r>
+                            </m:sub>
+                          </m:sSub>
+                        </m:sub>
+                      </m:sSub>
+                      <m:r>
+                        <m:t>​</m:t>
+                      </m:r>
+                      <m:d>
+                        <m:dPr>
+                          <m:begChr m:val="["/>
+                          <m:sepChr m:val=""/>
+                          <m:endChr m:val="]"/>
+                          <m:grow/>
+                        </m:dPr>
+                        <m:e>
+                          <m:acc>
+                            <m:accPr>
+                              <m:chr m:val="̂"/>
+                            </m:accPr>
+                            <m:e>
+                              <m:r>
+                                <m:t>y</m:t>
+                              </m:r>
+                            </m:e>
+                          </m:acc>
+                        </m:e>
+                      </m:d>
+                      <m:r>
+                        <m:t>​</m:t>
+                      </m:r>
+                    </m:e>
+                  </m:d>
+                  <m:r>
+                    <m:t>​</m:t>
+                  </m:r>
+                </m:e>
+                <m:sup>
+                  <m:r>
+                    <m:t>2</m:t>
+                  </m:r>
+                </m:sup>
+              </m:sSup>
+              <m:r>
+                <m:t>&amp;</m:t>
+              </m:r>
+              <m:r>
+                <m:t>&amp;</m:t>
+              </m:r>
+              <m:r>
+                <m:rPr>
+                  <m:nor/>
+                  <m:sty m:val="p"/>
+                </m:rPr>
+                <m:t>(expectation of a constant)</m:t>
               </m:r>
             </m:e>
             <m:e>
+              <m:r>
+                <m:t>&amp;</m:t>
+              </m:r>
+              <m:r>
+                <m:rPr>
+                  <m:sty m:val="p"/>
+                </m:rPr>
+                <m:t>=</m:t>
+              </m:r>
+              <m:sSup>
+                <m:e>
+                  <m:r>
+                    <m:t>​</m:t>
+                  </m:r>
+                  <m:d>
+                    <m:dPr>
+                      <m:begChr m:val="("/>
+                      <m:sepChr m:val=""/>
+                      <m:endChr m:val=")"/>
+                      <m:grow/>
+                    </m:dPr>
+                    <m:e>
+                      <m:sSub>
+                        <m:e>
+                          <m:r>
+                            <m:rPr>
+                              <m:sty m:val="p"/>
+                            </m:rPr>
+                            <m:t>E</m:t>
+                          </m:r>
+                        </m:e>
+                        <m:sub>
+                          <m:sSub>
+                            <m:e>
+                              <m:r>
+                                <m:rPr>
+                                  <m:scr m:val="script"/>
+                                  <m:sty m:val="p"/>
+                                </m:rPr>
+                                <m:t>D</m:t>
+                              </m:r>
+                            </m:e>
+                            <m:sub>
+                              <m:r>
+                                <m:rPr>
+                                  <m:nor/>
+                                  <m:sty m:val="p"/>
+                                </m:rPr>
+                                <m:t>train</m:t>
+                              </m:r>
+                            </m:sub>
+                          </m:sSub>
+                        </m:sub>
+                      </m:sSub>
+                      <m:r>
+                        <m:t>​</m:t>
+                      </m:r>
+                      <m:d>
+                        <m:dPr>
+                          <m:begChr m:val="["/>
+                          <m:sepChr m:val=""/>
+                          <m:endChr m:val="]"/>
+                          <m:grow/>
+                        </m:dPr>
+                        <m:e>
+                          <m:acc>
+                            <m:accPr>
+                              <m:chr m:val="̂"/>
+                            </m:accPr>
+                            <m:e>
+                              <m:r>
+                                <m:t>y</m:t>
+                              </m:r>
+                            </m:e>
+                          </m:acc>
+                        </m:e>
+                      </m:d>
+                      <m:r>
+                        <m:t>​</m:t>
+                      </m:r>
+                      <m:r>
+                        <m:rPr>
+                          <m:sty m:val="p"/>
+                        </m:rPr>
+                        <m:t>−</m:t>
+                      </m:r>
+                      <m:r>
+                        <m:t>μ</m:t>
+                      </m:r>
+                      <m:r>
+                        <m:t>​</m:t>
+                      </m:r>
+                      <m:d>
+                        <m:dPr>
+                          <m:begChr m:val="("/>
+                          <m:sepChr m:val=""/>
+                          <m:endChr m:val=")"/>
+                          <m:grow/>
+                        </m:dPr>
+                        <m:e>
+                          <m:r>
+                            <m:t>x</m:t>
+                          </m:r>
+                        </m:e>
+                      </m:d>
+                      <m:r>
+                        <m:t>​</m:t>
+                      </m:r>
+                    </m:e>
+                  </m:d>
+                  <m:r>
+                    <m:t>​</m:t>
+                  </m:r>
+                </m:e>
+                <m:sup>
+                  <m:r>
+                    <m:t>2</m:t>
+                  </m:r>
+                </m:sup>
+              </m:sSup>
+              <m:r>
+                <m:t>&amp;</m:t>
+              </m:r>
+              <m:r>
+                <m:t>&amp;</m:t>
+              </m:r>
+              <m:r>
+                <m:rPr>
+                  <m:nor/>
+                  <m:sty m:val="p"/>
+                </m:rPr>
+                <m:t>(a number and its negative have the same square)</m:t>
+              </m:r>
+            </m:e>
+            <m:e>
+              <m:r>
+                <m:t>&amp;</m:t>
+              </m:r>
+              <m:r>
+                <m:rPr>
+                  <m:sty m:val="p"/>
+                </m:rPr>
+                <m:t>=</m:t>
+              </m:r>
+              <m:sSup>
+                <m:e>
+                  <m:r>
+                    <m:t>​</m:t>
+                  </m:r>
+                  <m:d>
+                    <m:dPr>
+                      <m:begChr m:val="("/>
+                      <m:sepChr m:val=""/>
+                      <m:endChr m:val=")"/>
+                      <m:grow/>
+                    </m:dPr>
+                    <m:e>
+                      <m:r>
+                        <m:rPr>
+                          <m:sty m:val="p"/>
+                        </m:rPr>
+                        <m:t>Bias</m:t>
+                      </m:r>
+                      <m:r>
+                        <m:t>​</m:t>
+                      </m:r>
+                      <m:d>
+                        <m:dPr>
+                          <m:begChr m:val="("/>
+                          <m:sepChr m:val=""/>
+                          <m:endChr m:val=")"/>
+                          <m:grow/>
+                        </m:dPr>
+                        <m:e>
+                          <m:acc>
+                            <m:accPr>
+                              <m:chr m:val="̂"/>
+                            </m:accPr>
+                            <m:e>
+                              <m:r>
+                                <m:t>y</m:t>
+                              </m:r>
+                            </m:e>
+                          </m:acc>
+                        </m:e>
+                      </m:d>
+                      <m:r>
+                        <m:t>​</m:t>
+                      </m:r>
+                    </m:e>
+                  </m:d>
+                  <m:r>
+                    <m:t>​</m:t>
+                  </m:r>
+                </m:e>
+                <m:sup>
+                  <m:r>
+                    <m:t>2</m:t>
+                  </m:r>
+                </m:sup>
+              </m:sSup>
+              <m:r>
+                <m:t>&amp;</m:t>
+              </m:r>
+              <m:r>
+                <m:t>&amp;</m:t>
+              </m:r>
+              <m:r>
+                <m:rPr>
+                  <m:nor/>
+                  <m:sty m:val="p"/>
+                </m:rPr>
+                <m:t>(definition of bias)</m:t>
+              </m:r>
+            </m:e>
+          </m:eqArr>
+        </m:oMath>
+      </m:oMathPara>
+    </w:p>
+    <w:p>
+      <w:pPr>
+        <w:pStyle w:val="FirstParagraph"/>
+      </w:pPr>
+      <w:r>
+        <w:t xml:space="preserve">The cross term vanishes, and this time not by independence</w:t>
+      </w:r>
+      <w:r>
+        <w:t xml:space="preserve"> </w:t>
+      </w:r>
+      <w:r>
+        <w:t xml:space="preserve">but because the expected prediction is the expectation of the prediction.</w:t>
+      </w:r>
+      <w:r>
+        <w:t xml:space="preserve"> </w:t>
+      </w:r>
+      <w:r>
+        <w:t xml:space="preserve">The first factor is a constant, so it comes out of the expectation:</w:t>
+      </w:r>
+    </w:p>
+    <w:p>
+      <w:pPr>
+        <w:pStyle w:val="BodyText"/>
+      </w:pPr>
+      <m:oMathPara>
+        <m:oMathParaPr>
+          <m:jc m:val="center"/>
+        </m:oMathParaPr>
+        <m:oMath>
+          <m:eqArr>
+            <m:e>
+              <m:r>
+                <m:rPr>
+                  <m:sty m:val="p"/>
+                </m:rPr>
+                <m:t>E</m:t>
+              </m:r>
+              <m:r>
+                <m:t>​</m:t>
+              </m:r>
+              <m:d>
+                <m:dPr>
+                  <m:begChr m:val="["/>
+                  <m:sepChr m:val=""/>
+                  <m:endChr m:val="]"/>
+                  <m:grow/>
+                </m:dPr>
+                <m:e>
+                  <m:r>
+                    <m:t>2</m:t>
+                  </m:r>
+                  <m:r>
+                    <m:t>​</m:t>
+                  </m:r>
+                  <m:d>
+                    <m:dPr>
+                      <m:begChr m:val="("/>
+                      <m:sepChr m:val=""/>
+                      <m:endChr m:val=")"/>
+                      <m:grow/>
+                    </m:dPr>
+                    <m:e>
+                      <m:r>
+                        <m:t>μ</m:t>
+                      </m:r>
+                      <m:r>
+                        <m:t>​</m:t>
+                      </m:r>
+                      <m:d>
+                        <m:dPr>
+                          <m:begChr m:val="("/>
+                          <m:sepChr m:val=""/>
+                          <m:endChr m:val=")"/>
+                          <m:grow/>
+                        </m:dPr>
+                        <m:e>
+                          <m:r>
+                            <m:t>x</m:t>
+                          </m:r>
+                        </m:e>
+                      </m:d>
+                      <m:r>
+                        <m:t>​</m:t>
+                      </m:r>
+                      <m:r>
+                        <m:rPr>
+                          <m:sty m:val="p"/>
+                        </m:rPr>
+                        <m:t>−</m:t>
+                      </m:r>
+                      <m:sSub>
+                        <m:e>
+                          <m:r>
+                            <m:rPr>
+                              <m:sty m:val="p"/>
+                            </m:rPr>
+                            <m:t>E</m:t>
+                          </m:r>
+                        </m:e>
+                        <m:sub>
+                          <m:sSub>
+                            <m:e>
+                              <m:r>
+                                <m:rPr>
+                                  <m:scr m:val="script"/>
+                                  <m:sty m:val="p"/>
+                                </m:rPr>
+                                <m:t>D</m:t>
+                              </m:r>
+                            </m:e>
+                            <m:sub>
+                              <m:r>
+                                <m:rPr>
+                                  <m:nor/>
+                                  <m:sty m:val="p"/>
+                                </m:rPr>
+                                <m:t>train</m:t>
+                              </m:r>
+                            </m:sub>
+                          </m:sSub>
+                        </m:sub>
+                      </m:sSub>
+                      <m:r>
+                        <m:t>​</m:t>
+                      </m:r>
+                      <m:d>
+                        <m:dPr>
+                          <m:begChr m:val="["/>
+                          <m:sepChr m:val=""/>
+                          <m:endChr m:val="]"/>
+                          <m:grow/>
+                        </m:dPr>
+                        <m:e>
+                          <m:acc>
+                            <m:accPr>
+                              <m:chr m:val="̂"/>
+                            </m:accPr>
+                            <m:e>
+                              <m:r>
+                                <m:t>y</m:t>
+                              </m:r>
+                            </m:e>
+                          </m:acc>
+                        </m:e>
+                      </m:d>
+                      <m:r>
+                        <m:t>​</m:t>
+                      </m:r>
+                    </m:e>
+                  </m:d>
+                  <m:r>
+                    <m:t>​</m:t>
+                  </m:r>
+                  <m:r>
+                    <m:t>​</m:t>
+                  </m:r>
+                  <m:d>
+                    <m:dPr>
+                      <m:begChr m:val="("/>
+                      <m:sepChr m:val=""/>
+                      <m:endChr m:val=")"/>
+                      <m:grow/>
+                    </m:dPr>
+                    <m:e>
+                      <m:sSub>
+                        <m:e>
+                          <m:r>
+                            <m:rPr>
+                              <m:sty m:val="p"/>
+                            </m:rPr>
+                            <m:t>E</m:t>
+                          </m:r>
+                        </m:e>
+                        <m:sub>
+                          <m:sSub>
+                            <m:e>
+                              <m:r>
+                                <m:rPr>
+                                  <m:scr m:val="script"/>
+                                  <m:sty m:val="p"/>
+                                </m:rPr>
+                                <m:t>D</m:t>
+                              </m:r>
+                            </m:e>
+                            <m:sub>
+                              <m:r>
+                                <m:rPr>
+                                  <m:nor/>
+                                  <m:sty m:val="p"/>
+                                </m:rPr>
+                                <m:t>train</m:t>
+                              </m:r>
+                            </m:sub>
+                          </m:sSub>
+                        </m:sub>
+                      </m:sSub>
+                      <m:r>
+                        <m:t>​</m:t>
+                      </m:r>
+                      <m:d>
+                        <m:dPr>
+                          <m:begChr m:val="["/>
+                          <m:sepChr m:val=""/>
+                          <m:endChr m:val="]"/>
+                          <m:grow/>
+                        </m:dPr>
+                        <m:e>
+                          <m:acc>
+                            <m:accPr>
+                              <m:chr m:val="̂"/>
+                            </m:accPr>
+                            <m:e>
+                              <m:r>
+                                <m:t>y</m:t>
+                              </m:r>
+                            </m:e>
+                          </m:acc>
+                        </m:e>
+                      </m:d>
+                      <m:r>
+                        <m:t>​</m:t>
+                      </m:r>
+                      <m:r>
+                        <m:rPr>
+                          <m:sty m:val="p"/>
+                        </m:rPr>
+                        <m:t>−</m:t>
+                      </m:r>
+                      <m:acc>
+                        <m:accPr>
+                          <m:chr m:val="̂"/>
+                        </m:accPr>
+                        <m:e>
+                          <m:r>
+                            <m:t>y</m:t>
+                          </m:r>
+                        </m:e>
+                      </m:acc>
+                    </m:e>
+                  </m:d>
+                  <m:r>
+                    <m:t>​</m:t>
+                  </m:r>
+                </m:e>
+              </m:d>
+              <m:r>
+                <m:t>​</m:t>
+              </m:r>
               <m:r>
                 <m:t>&amp;</m:t>
               </m:r>
@@ -23709,61 +24045,157 @@
                   <m:sSub>
                     <m:e>
                       <m:r>
-                        <m:t>μ</m:t>
+                        <m:rPr>
+                          <m:sty m:val="p"/>
+                        </m:rPr>
+                        <m:t>E</m:t>
                       </m:r>
                     </m:e>
                     <m:sub>
-                      <m:r>
-                        <m:t>h</m:t>
-                      </m:r>
+                      <m:sSub>
+                        <m:e>
+                          <m:r>
+                            <m:rPr>
+                              <m:scr m:val="script"/>
+                              <m:sty m:val="p"/>
+                            </m:rPr>
+                            <m:t>D</m:t>
+                          </m:r>
+                        </m:e>
+                        <m:sub>
+                          <m:r>
+                            <m:rPr>
+                              <m:nor/>
+                              <m:sty m:val="p"/>
+                            </m:rPr>
+                            <m:t>train</m:t>
+                          </m:r>
+                        </m:sub>
+                      </m:sSub>
                     </m:sub>
                   </m:sSub>
+                  <m:r>
+                    <m:t>​</m:t>
+                  </m:r>
+                  <m:d>
+                    <m:dPr>
+                      <m:begChr m:val="["/>
+                      <m:sepChr m:val=""/>
+                      <m:endChr m:val="]"/>
+                      <m:grow/>
+                    </m:dPr>
+                    <m:e>
+                      <m:acc>
+                        <m:accPr>
+                          <m:chr m:val="̂"/>
+                        </m:accPr>
+                        <m:e>
+                          <m:r>
+                            <m:t>y</m:t>
+                          </m:r>
+                        </m:e>
+                      </m:acc>
+                    </m:e>
+                  </m:d>
+                  <m:r>
+                    <m:t>​</m:t>
+                  </m:r>
                 </m:e>
               </m:d>
               <m:r>
                 <m:t>​</m:t>
               </m:r>
               <m:r>
+                <m:rPr>
+                  <m:sty m:val="p"/>
+                </m:rPr>
+                <m:t>E</m:t>
+              </m:r>
+              <m:r>
                 <m:t>​</m:t>
               </m:r>
               <m:d>
                 <m:dPr>
-                  <m:begChr m:val="("/>
+                  <m:begChr m:val="["/>
                   <m:sepChr m:val=""/>
-                  <m:endChr m:val=")"/>
+                  <m:endChr m:val="]"/>
                   <m:grow/>
                 </m:dPr>
                 <m:e>
                   <m:sSub>
                     <m:e>
                       <m:r>
-                        <m:t>μ</m:t>
+                        <m:rPr>
+                          <m:sty m:val="p"/>
+                        </m:rPr>
+                        <m:t>E</m:t>
                       </m:r>
                     </m:e>
                     <m:sub>
-                      <m:r>
-                        <m:t>h</m:t>
-                      </m:r>
+                      <m:sSub>
+                        <m:e>
+                          <m:r>
+                            <m:rPr>
+                              <m:scr m:val="script"/>
+                              <m:sty m:val="p"/>
+                            </m:rPr>
+                            <m:t>D</m:t>
+                          </m:r>
+                        </m:e>
+                        <m:sub>
+                          <m:r>
+                            <m:rPr>
+                              <m:nor/>
+                              <m:sty m:val="p"/>
+                            </m:rPr>
+                            <m:t>train</m:t>
+                          </m:r>
+                        </m:sub>
+                      </m:sSub>
                     </m:sub>
                   </m:sSub>
+                  <m:r>
+                    <m:t>​</m:t>
+                  </m:r>
+                  <m:d>
+                    <m:dPr>
+                      <m:begChr m:val="["/>
+                      <m:sepChr m:val=""/>
+                      <m:endChr m:val="]"/>
+                      <m:grow/>
+                    </m:dPr>
+                    <m:e>
+                      <m:acc>
+                        <m:accPr>
+                          <m:chr m:val="̂"/>
+                        </m:accPr>
+                        <m:e>
+                          <m:r>
+                            <m:t>y</m:t>
+                          </m:r>
+                        </m:e>
+                      </m:acc>
+                    </m:e>
+                  </m:d>
+                  <m:r>
+                    <m:t>​</m:t>
+                  </m:r>
                   <m:r>
                     <m:rPr>
                       <m:sty m:val="p"/>
                     </m:rPr>
                     <m:t>−</m:t>
                   </m:r>
-                  <m:sSub>
+                  <m:acc>
+                    <m:accPr>
+                      <m:chr m:val="̂"/>
+                    </m:accPr>
                     <m:e>
                       <m:r>
-                        <m:t>μ</m:t>
+                        <m:t>y</m:t>
                       </m:r>
                     </m:e>
-                    <m:sub>
-                      <m:r>
-                        <m:t>h</m:t>
-                      </m:r>
-                    </m:sub>
-                  </m:sSub>
+                  </m:acc>
                 </m:e>
               </m:d>
               <m:r>
@@ -23780,7 +24212,7 @@
                   <m:nor/>
                   <m:sty m:val="p"/>
                 </m:rPr>
-                <m:t>(definition of the expected prediction)</m:t>
+                <m:t>(constant factors)</m:t>
               </m:r>
             </m:e>
             <m:e>
@@ -23838,15 +24270,832 @@
                   <m:sSub>
                     <m:e>
                       <m:r>
-                        <m:t>μ</m:t>
+                        <m:rPr>
+                          <m:sty m:val="p"/>
+                        </m:rPr>
+                        <m:t>E</m:t>
                       </m:r>
                     </m:e>
                     <m:sub>
-                      <m:r>
-                        <m:t>h</m:t>
-                      </m:r>
+                      <m:sSub>
+                        <m:e>
+                          <m:r>
+                            <m:rPr>
+                              <m:scr m:val="script"/>
+                              <m:sty m:val="p"/>
+                            </m:rPr>
+                            <m:t>D</m:t>
+                          </m:r>
+                        </m:e>
+                        <m:sub>
+                          <m:r>
+                            <m:rPr>
+                              <m:nor/>
+                              <m:sty m:val="p"/>
+                            </m:rPr>
+                            <m:t>train</m:t>
+                          </m:r>
+                        </m:sub>
+                      </m:sSub>
                     </m:sub>
                   </m:sSub>
+                  <m:r>
+                    <m:t>​</m:t>
+                  </m:r>
+                  <m:d>
+                    <m:dPr>
+                      <m:begChr m:val="["/>
+                      <m:sepChr m:val=""/>
+                      <m:endChr m:val="]"/>
+                      <m:grow/>
+                    </m:dPr>
+                    <m:e>
+                      <m:acc>
+                        <m:accPr>
+                          <m:chr m:val="̂"/>
+                        </m:accPr>
+                        <m:e>
+                          <m:r>
+                            <m:t>y</m:t>
+                          </m:r>
+                        </m:e>
+                      </m:acc>
+                    </m:e>
+                  </m:d>
+                  <m:r>
+                    <m:t>​</m:t>
+                  </m:r>
+                </m:e>
+              </m:d>
+              <m:r>
+                <m:t>​</m:t>
+              </m:r>
+              <m:r>
+                <m:t>​</m:t>
+              </m:r>
+              <m:d>
+                <m:dPr>
+                  <m:begChr m:val="("/>
+                  <m:sepChr m:val=""/>
+                  <m:endChr m:val=")"/>
+                  <m:grow/>
+                </m:dPr>
+                <m:e>
+                  <m:r>
+                    <m:rPr>
+                      <m:sty m:val="p"/>
+                    </m:rPr>
+                    <m:t>E</m:t>
+                  </m:r>
+                  <m:r>
+                    <m:t>​</m:t>
+                  </m:r>
+                  <m:d>
+                    <m:dPr>
+                      <m:begChr m:val="["/>
+                      <m:sepChr m:val=""/>
+                      <m:endChr m:val="]"/>
+                      <m:grow/>
+                    </m:dPr>
+                    <m:e>
+                      <m:sSub>
+                        <m:e>
+                          <m:r>
+                            <m:rPr>
+                              <m:sty m:val="p"/>
+                            </m:rPr>
+                            <m:t>E</m:t>
+                          </m:r>
+                        </m:e>
+                        <m:sub>
+                          <m:sSub>
+                            <m:e>
+                              <m:r>
+                                <m:rPr>
+                                  <m:scr m:val="script"/>
+                                  <m:sty m:val="p"/>
+                                </m:rPr>
+                                <m:t>D</m:t>
+                              </m:r>
+                            </m:e>
+                            <m:sub>
+                              <m:r>
+                                <m:rPr>
+                                  <m:nor/>
+                                  <m:sty m:val="p"/>
+                                </m:rPr>
+                                <m:t>train</m:t>
+                              </m:r>
+                            </m:sub>
+                          </m:sSub>
+                        </m:sub>
+                      </m:sSub>
+                      <m:r>
+                        <m:t>​</m:t>
+                      </m:r>
+                      <m:d>
+                        <m:dPr>
+                          <m:begChr m:val="["/>
+                          <m:sepChr m:val=""/>
+                          <m:endChr m:val="]"/>
+                          <m:grow/>
+                        </m:dPr>
+                        <m:e>
+                          <m:acc>
+                            <m:accPr>
+                              <m:chr m:val="̂"/>
+                            </m:accPr>
+                            <m:e>
+                              <m:r>
+                                <m:t>y</m:t>
+                              </m:r>
+                            </m:e>
+                          </m:acc>
+                        </m:e>
+                      </m:d>
+                      <m:r>
+                        <m:t>​</m:t>
+                      </m:r>
+                    </m:e>
+                  </m:d>
+                  <m:r>
+                    <m:t>​</m:t>
+                  </m:r>
+                  <m:r>
+                    <m:rPr>
+                      <m:sty m:val="p"/>
+                    </m:rPr>
+                    <m:t>−</m:t>
+                  </m:r>
+                  <m:r>
+                    <m:rPr>
+                      <m:sty m:val="p"/>
+                    </m:rPr>
+                    <m:t>E</m:t>
+                  </m:r>
+                  <m:r>
+                    <m:t>​</m:t>
+                  </m:r>
+                  <m:d>
+                    <m:dPr>
+                      <m:begChr m:val="["/>
+                      <m:sepChr m:val=""/>
+                      <m:endChr m:val="]"/>
+                      <m:grow/>
+                    </m:dPr>
+                    <m:e>
+                      <m:acc>
+                        <m:accPr>
+                          <m:chr m:val="̂"/>
+                        </m:accPr>
+                        <m:e>
+                          <m:r>
+                            <m:t>y</m:t>
+                          </m:r>
+                        </m:e>
+                      </m:acc>
+                    </m:e>
+                  </m:d>
+                  <m:r>
+                    <m:t>​</m:t>
+                  </m:r>
+                </m:e>
+              </m:d>
+              <m:r>
+                <m:t>​</m:t>
+              </m:r>
+              <m:r>
+                <m:t>&amp;</m:t>
+              </m:r>
+              <m:r>
+                <m:t>&amp;</m:t>
+              </m:r>
+              <m:r>
+                <m:rPr>
+                  <m:nor/>
+                  <m:sty m:val="p"/>
+                </m:rPr>
+                <m:t>(linearity)</m:t>
+              </m:r>
+            </m:e>
+            <m:e>
+              <m:r>
+                <m:t>&amp;</m:t>
+              </m:r>
+              <m:r>
+                <m:rPr>
+                  <m:sty m:val="p"/>
+                </m:rPr>
+                <m:t>=</m:t>
+              </m:r>
+              <m:r>
+                <m:t>2</m:t>
+              </m:r>
+              <m:r>
+                <m:t>​</m:t>
+              </m:r>
+              <m:d>
+                <m:dPr>
+                  <m:begChr m:val="("/>
+                  <m:sepChr m:val=""/>
+                  <m:endChr m:val=")"/>
+                  <m:grow/>
+                </m:dPr>
+                <m:e>
+                  <m:r>
+                    <m:t>μ</m:t>
+                  </m:r>
+                  <m:r>
+                    <m:t>​</m:t>
+                  </m:r>
+                  <m:d>
+                    <m:dPr>
+                      <m:begChr m:val="("/>
+                      <m:sepChr m:val=""/>
+                      <m:endChr m:val=")"/>
+                      <m:grow/>
+                    </m:dPr>
+                    <m:e>
+                      <m:r>
+                        <m:t>x</m:t>
+                      </m:r>
+                    </m:e>
+                  </m:d>
+                  <m:r>
+                    <m:t>​</m:t>
+                  </m:r>
+                  <m:r>
+                    <m:rPr>
+                      <m:sty m:val="p"/>
+                    </m:rPr>
+                    <m:t>−</m:t>
+                  </m:r>
+                  <m:sSub>
+                    <m:e>
+                      <m:r>
+                        <m:rPr>
+                          <m:sty m:val="p"/>
+                        </m:rPr>
+                        <m:t>E</m:t>
+                      </m:r>
+                    </m:e>
+                    <m:sub>
+                      <m:sSub>
+                        <m:e>
+                          <m:r>
+                            <m:rPr>
+                              <m:scr m:val="script"/>
+                              <m:sty m:val="p"/>
+                            </m:rPr>
+                            <m:t>D</m:t>
+                          </m:r>
+                        </m:e>
+                        <m:sub>
+                          <m:r>
+                            <m:rPr>
+                              <m:nor/>
+                              <m:sty m:val="p"/>
+                            </m:rPr>
+                            <m:t>train</m:t>
+                          </m:r>
+                        </m:sub>
+                      </m:sSub>
+                    </m:sub>
+                  </m:sSub>
+                  <m:r>
+                    <m:t>​</m:t>
+                  </m:r>
+                  <m:d>
+                    <m:dPr>
+                      <m:begChr m:val="["/>
+                      <m:sepChr m:val=""/>
+                      <m:endChr m:val="]"/>
+                      <m:grow/>
+                    </m:dPr>
+                    <m:e>
+                      <m:acc>
+                        <m:accPr>
+                          <m:chr m:val="̂"/>
+                        </m:accPr>
+                        <m:e>
+                          <m:r>
+                            <m:t>y</m:t>
+                          </m:r>
+                        </m:e>
+                      </m:acc>
+                    </m:e>
+                  </m:d>
+                  <m:r>
+                    <m:t>​</m:t>
+                  </m:r>
+                </m:e>
+              </m:d>
+              <m:r>
+                <m:t>​</m:t>
+              </m:r>
+              <m:r>
+                <m:t>​</m:t>
+              </m:r>
+              <m:d>
+                <m:dPr>
+                  <m:begChr m:val="("/>
+                  <m:sepChr m:val=""/>
+                  <m:endChr m:val=")"/>
+                  <m:grow/>
+                </m:dPr>
+                <m:e>
+                  <m:sSub>
+                    <m:e>
+                      <m:r>
+                        <m:rPr>
+                          <m:sty m:val="p"/>
+                        </m:rPr>
+                        <m:t>E</m:t>
+                      </m:r>
+                    </m:e>
+                    <m:sub>
+                      <m:sSub>
+                        <m:e>
+                          <m:r>
+                            <m:rPr>
+                              <m:scr m:val="script"/>
+                              <m:sty m:val="p"/>
+                            </m:rPr>
+                            <m:t>D</m:t>
+                          </m:r>
+                        </m:e>
+                        <m:sub>
+                          <m:r>
+                            <m:rPr>
+                              <m:nor/>
+                              <m:sty m:val="p"/>
+                            </m:rPr>
+                            <m:t>train</m:t>
+                          </m:r>
+                        </m:sub>
+                      </m:sSub>
+                    </m:sub>
+                  </m:sSub>
+                  <m:r>
+                    <m:t>​</m:t>
+                  </m:r>
+                  <m:d>
+                    <m:dPr>
+                      <m:begChr m:val="["/>
+                      <m:sepChr m:val=""/>
+                      <m:endChr m:val="]"/>
+                      <m:grow/>
+                    </m:dPr>
+                    <m:e>
+                      <m:acc>
+                        <m:accPr>
+                          <m:chr m:val="̂"/>
+                        </m:accPr>
+                        <m:e>
+                          <m:r>
+                            <m:t>y</m:t>
+                          </m:r>
+                        </m:e>
+                      </m:acc>
+                    </m:e>
+                  </m:d>
+                  <m:r>
+                    <m:t>​</m:t>
+                  </m:r>
+                  <m:r>
+                    <m:rPr>
+                      <m:sty m:val="p"/>
+                    </m:rPr>
+                    <m:t>−</m:t>
+                  </m:r>
+                  <m:r>
+                    <m:rPr>
+                      <m:sty m:val="p"/>
+                    </m:rPr>
+                    <m:t>E</m:t>
+                  </m:r>
+                  <m:r>
+                    <m:t>​</m:t>
+                  </m:r>
+                  <m:d>
+                    <m:dPr>
+                      <m:begChr m:val="["/>
+                      <m:sepChr m:val=""/>
+                      <m:endChr m:val="]"/>
+                      <m:grow/>
+                    </m:dPr>
+                    <m:e>
+                      <m:acc>
+                        <m:accPr>
+                          <m:chr m:val="̂"/>
+                        </m:accPr>
+                        <m:e>
+                          <m:r>
+                            <m:t>y</m:t>
+                          </m:r>
+                        </m:e>
+                      </m:acc>
+                    </m:e>
+                  </m:d>
+                  <m:r>
+                    <m:t>​</m:t>
+                  </m:r>
+                </m:e>
+              </m:d>
+              <m:r>
+                <m:t>​</m:t>
+              </m:r>
+              <m:r>
+                <m:t>&amp;</m:t>
+              </m:r>
+              <m:r>
+                <m:t>&amp;</m:t>
+              </m:r>
+              <m:r>
+                <m:rPr>
+                  <m:nor/>
+                  <m:sty m:val="p"/>
+                </m:rPr>
+                <m:t>(expectation of a constant)</m:t>
+              </m:r>
+            </m:e>
+            <m:e>
+              <m:r>
+                <m:t>&amp;</m:t>
+              </m:r>
+              <m:r>
+                <m:rPr>
+                  <m:sty m:val="p"/>
+                </m:rPr>
+                <m:t>=</m:t>
+              </m:r>
+              <m:r>
+                <m:t>2</m:t>
+              </m:r>
+              <m:r>
+                <m:t>​</m:t>
+              </m:r>
+              <m:d>
+                <m:dPr>
+                  <m:begChr m:val="("/>
+                  <m:sepChr m:val=""/>
+                  <m:endChr m:val=")"/>
+                  <m:grow/>
+                </m:dPr>
+                <m:e>
+                  <m:r>
+                    <m:t>μ</m:t>
+                  </m:r>
+                  <m:r>
+                    <m:t>​</m:t>
+                  </m:r>
+                  <m:d>
+                    <m:dPr>
+                      <m:begChr m:val="("/>
+                      <m:sepChr m:val=""/>
+                      <m:endChr m:val=")"/>
+                      <m:grow/>
+                    </m:dPr>
+                    <m:e>
+                      <m:r>
+                        <m:t>x</m:t>
+                      </m:r>
+                    </m:e>
+                  </m:d>
+                  <m:r>
+                    <m:t>​</m:t>
+                  </m:r>
+                  <m:r>
+                    <m:rPr>
+                      <m:sty m:val="p"/>
+                    </m:rPr>
+                    <m:t>−</m:t>
+                  </m:r>
+                  <m:sSub>
+                    <m:e>
+                      <m:r>
+                        <m:rPr>
+                          <m:sty m:val="p"/>
+                        </m:rPr>
+                        <m:t>E</m:t>
+                      </m:r>
+                    </m:e>
+                    <m:sub>
+                      <m:sSub>
+                        <m:e>
+                          <m:r>
+                            <m:rPr>
+                              <m:scr m:val="script"/>
+                              <m:sty m:val="p"/>
+                            </m:rPr>
+                            <m:t>D</m:t>
+                          </m:r>
+                        </m:e>
+                        <m:sub>
+                          <m:r>
+                            <m:rPr>
+                              <m:nor/>
+                              <m:sty m:val="p"/>
+                            </m:rPr>
+                            <m:t>train</m:t>
+                          </m:r>
+                        </m:sub>
+                      </m:sSub>
+                    </m:sub>
+                  </m:sSub>
+                  <m:r>
+                    <m:t>​</m:t>
+                  </m:r>
+                  <m:d>
+                    <m:dPr>
+                      <m:begChr m:val="["/>
+                      <m:sepChr m:val=""/>
+                      <m:endChr m:val="]"/>
+                      <m:grow/>
+                    </m:dPr>
+                    <m:e>
+                      <m:acc>
+                        <m:accPr>
+                          <m:chr m:val="̂"/>
+                        </m:accPr>
+                        <m:e>
+                          <m:r>
+                            <m:t>y</m:t>
+                          </m:r>
+                        </m:e>
+                      </m:acc>
+                    </m:e>
+                  </m:d>
+                  <m:r>
+                    <m:t>​</m:t>
+                  </m:r>
+                </m:e>
+              </m:d>
+              <m:r>
+                <m:t>​</m:t>
+              </m:r>
+              <m:r>
+                <m:t>​</m:t>
+              </m:r>
+              <m:d>
+                <m:dPr>
+                  <m:begChr m:val="("/>
+                  <m:sepChr m:val=""/>
+                  <m:endChr m:val=")"/>
+                  <m:grow/>
+                </m:dPr>
+                <m:e>
+                  <m:sSub>
+                    <m:e>
+                      <m:r>
+                        <m:rPr>
+                          <m:sty m:val="p"/>
+                        </m:rPr>
+                        <m:t>E</m:t>
+                      </m:r>
+                    </m:e>
+                    <m:sub>
+                      <m:sSub>
+                        <m:e>
+                          <m:r>
+                            <m:rPr>
+                              <m:scr m:val="script"/>
+                              <m:sty m:val="p"/>
+                            </m:rPr>
+                            <m:t>D</m:t>
+                          </m:r>
+                        </m:e>
+                        <m:sub>
+                          <m:r>
+                            <m:rPr>
+                              <m:nor/>
+                              <m:sty m:val="p"/>
+                            </m:rPr>
+                            <m:t>train</m:t>
+                          </m:r>
+                        </m:sub>
+                      </m:sSub>
+                    </m:sub>
+                  </m:sSub>
+                  <m:r>
+                    <m:t>​</m:t>
+                  </m:r>
+                  <m:d>
+                    <m:dPr>
+                      <m:begChr m:val="["/>
+                      <m:sepChr m:val=""/>
+                      <m:endChr m:val="]"/>
+                      <m:grow/>
+                    </m:dPr>
+                    <m:e>
+                      <m:acc>
+                        <m:accPr>
+                          <m:chr m:val="̂"/>
+                        </m:accPr>
+                        <m:e>
+                          <m:r>
+                            <m:t>y</m:t>
+                          </m:r>
+                        </m:e>
+                      </m:acc>
+                    </m:e>
+                  </m:d>
+                  <m:r>
+                    <m:t>​</m:t>
+                  </m:r>
+                  <m:r>
+                    <m:rPr>
+                      <m:sty m:val="p"/>
+                    </m:rPr>
+                    <m:t>−</m:t>
+                  </m:r>
+                  <m:sSub>
+                    <m:e>
+                      <m:r>
+                        <m:rPr>
+                          <m:sty m:val="p"/>
+                        </m:rPr>
+                        <m:t>E</m:t>
+                      </m:r>
+                    </m:e>
+                    <m:sub>
+                      <m:sSub>
+                        <m:e>
+                          <m:r>
+                            <m:rPr>
+                              <m:scr m:val="script"/>
+                              <m:sty m:val="p"/>
+                            </m:rPr>
+                            <m:t>D</m:t>
+                          </m:r>
+                        </m:e>
+                        <m:sub>
+                          <m:r>
+                            <m:rPr>
+                              <m:nor/>
+                              <m:sty m:val="p"/>
+                            </m:rPr>
+                            <m:t>train</m:t>
+                          </m:r>
+                        </m:sub>
+                      </m:sSub>
+                    </m:sub>
+                  </m:sSub>
+                  <m:r>
+                    <m:t>​</m:t>
+                  </m:r>
+                  <m:d>
+                    <m:dPr>
+                      <m:begChr m:val="["/>
+                      <m:sepChr m:val=""/>
+                      <m:endChr m:val="]"/>
+                      <m:grow/>
+                    </m:dPr>
+                    <m:e>
+                      <m:acc>
+                        <m:accPr>
+                          <m:chr m:val="̂"/>
+                        </m:accPr>
+                        <m:e>
+                          <m:r>
+                            <m:t>y</m:t>
+                          </m:r>
+                        </m:e>
+                      </m:acc>
+                    </m:e>
+                  </m:d>
+                  <m:r>
+                    <m:t>​</m:t>
+                  </m:r>
+                </m:e>
+              </m:d>
+              <m:r>
+                <m:t>​</m:t>
+              </m:r>
+              <m:r>
+                <m:t>&amp;</m:t>
+              </m:r>
+              <m:r>
+                <m:t>&amp;</m:t>
+              </m:r>
+              <m:r>
+                <m:rPr>
+                  <m:nor/>
+                  <m:sty m:val="p"/>
+                </m:rPr>
+                <m:t>(definition of the expected prediction)</m:t>
+              </m:r>
+            </m:e>
+            <m:e>
+              <m:r>
+                <m:t>&amp;</m:t>
+              </m:r>
+              <m:r>
+                <m:rPr>
+                  <m:sty m:val="p"/>
+                </m:rPr>
+                <m:t>=</m:t>
+              </m:r>
+              <m:r>
+                <m:t>2</m:t>
+              </m:r>
+              <m:r>
+                <m:t>​</m:t>
+              </m:r>
+              <m:d>
+                <m:dPr>
+                  <m:begChr m:val="("/>
+                  <m:sepChr m:val=""/>
+                  <m:endChr m:val=")"/>
+                  <m:grow/>
+                </m:dPr>
+                <m:e>
+                  <m:r>
+                    <m:t>μ</m:t>
+                  </m:r>
+                  <m:r>
+                    <m:t>​</m:t>
+                  </m:r>
+                  <m:d>
+                    <m:dPr>
+                      <m:begChr m:val="("/>
+                      <m:sepChr m:val=""/>
+                      <m:endChr m:val=")"/>
+                      <m:grow/>
+                    </m:dPr>
+                    <m:e>
+                      <m:r>
+                        <m:t>x</m:t>
+                      </m:r>
+                    </m:e>
+                  </m:d>
+                  <m:r>
+                    <m:t>​</m:t>
+                  </m:r>
+                  <m:r>
+                    <m:rPr>
+                      <m:sty m:val="p"/>
+                    </m:rPr>
+                    <m:t>−</m:t>
+                  </m:r>
+                  <m:sSub>
+                    <m:e>
+                      <m:r>
+                        <m:rPr>
+                          <m:sty m:val="p"/>
+                        </m:rPr>
+                        <m:t>E</m:t>
+                      </m:r>
+                    </m:e>
+                    <m:sub>
+                      <m:sSub>
+                        <m:e>
+                          <m:r>
+                            <m:rPr>
+                              <m:scr m:val="script"/>
+                              <m:sty m:val="p"/>
+                            </m:rPr>
+                            <m:t>D</m:t>
+                          </m:r>
+                        </m:e>
+                        <m:sub>
+                          <m:r>
+                            <m:rPr>
+                              <m:nor/>
+                              <m:sty m:val="p"/>
+                            </m:rPr>
+                            <m:t>train</m:t>
+                          </m:r>
+                        </m:sub>
+                      </m:sSub>
+                    </m:sub>
+                  </m:sSub>
+                  <m:r>
+                    <m:t>​</m:t>
+                  </m:r>
+                  <m:d>
+                    <m:dPr>
+                      <m:begChr m:val="["/>
+                      <m:sepChr m:val=""/>
+                      <m:endChr m:val="]"/>
+                      <m:grow/>
+                    </m:dPr>
+                    <m:e>
+                      <m:acc>
+                        <m:accPr>
+                          <m:chr m:val="̂"/>
+                        </m:accPr>
+                        <m:e>
+                          <m:r>
+                            <m:t>y</m:t>
+                          </m:r>
+                        </m:e>
+                      </m:acc>
+                    </m:e>
+                  </m:d>
+                  <m:r>
+                    <m:t>​</m:t>
+                  </m:r>
                 </m:e>
               </m:d>
               <m:r>
@@ -24009,15 +25258,61 @@
                           <m:sSub>
                             <m:e>
                               <m:r>
-                                <m:t>μ</m:t>
+                                <m:rPr>
+                                  <m:sty m:val="p"/>
+                                </m:rPr>
+                                <m:t>E</m:t>
                               </m:r>
                             </m:e>
                             <m:sub>
-                              <m:r>
-                                <m:t>h</m:t>
-                              </m:r>
+                              <m:sSub>
+                                <m:e>
+                                  <m:r>
+                                    <m:rPr>
+                                      <m:scr m:val="script"/>
+                                      <m:sty m:val="p"/>
+                                    </m:rPr>
+                                    <m:t>D</m:t>
+                                  </m:r>
+                                </m:e>
+                                <m:sub>
+                                  <m:r>
+                                    <m:rPr>
+                                      <m:nor/>
+                                      <m:sty m:val="p"/>
+                                    </m:rPr>
+                                    <m:t>train</m:t>
+                                  </m:r>
+                                </m:sub>
+                              </m:sSub>
                             </m:sub>
                           </m:sSub>
+                          <m:r>
+                            <m:t>​</m:t>
+                          </m:r>
+                          <m:d>
+                            <m:dPr>
+                              <m:begChr m:val="["/>
+                              <m:sepChr m:val=""/>
+                              <m:endChr m:val="]"/>
+                              <m:grow/>
+                            </m:dPr>
+                            <m:e>
+                              <m:acc>
+                                <m:accPr>
+                                  <m:chr m:val="̂"/>
+                                </m:accPr>
+                                <m:e>
+                                  <m:r>
+                                    <m:t>y</m:t>
+                                  </m:r>
+                                </m:e>
+                              </m:acc>
+                            </m:e>
+                          </m:d>
+                          <m:r>
+                            <m:t>​</m:t>
+                          </m:r>
                           <m:r>
                             <m:rPr>
                               <m:sty m:val="p"/>
@@ -24051,105 +25346,6 @@
               <m:r>
                 <m:t>​</m:t>
               </m:r>
-              <m:r>
-                <m:t>&amp;</m:t>
-              </m:r>
-              <m:r>
-                <m:rPr>
-                  <m:sty m:val="p"/>
-                </m:rPr>
-                <m:t>=</m:t>
-              </m:r>
-              <m:r>
-                <m:rPr>
-                  <m:sty m:val="p"/>
-                </m:rPr>
-                <m:t>E</m:t>
-              </m:r>
-              <m:r>
-                <m:t>​</m:t>
-              </m:r>
-              <m:d>
-                <m:dPr>
-                  <m:begChr m:val="["/>
-                  <m:sepChr m:val=""/>
-                  <m:endChr m:val="]"/>
-                  <m:grow/>
-                </m:dPr>
-                <m:e>
-                  <m:sSup>
-                    <m:e>
-                      <m:r>
-                        <m:t>​</m:t>
-                      </m:r>
-                      <m:d>
-                        <m:dPr>
-                          <m:begChr m:val="("/>
-                          <m:sepChr m:val=""/>
-                          <m:endChr m:val=")"/>
-                          <m:grow/>
-                        </m:dPr>
-                        <m:e>
-                          <m:acc>
-                            <m:accPr>
-                              <m:chr m:val="̂"/>
-                            </m:accPr>
-                            <m:e>
-                              <m:r>
-                                <m:t>y</m:t>
-                              </m:r>
-                            </m:e>
-                          </m:acc>
-                          <m:r>
-                            <m:rPr>
-                              <m:sty m:val="p"/>
-                            </m:rPr>
-                            <m:t>−</m:t>
-                          </m:r>
-                          <m:sSub>
-                            <m:e>
-                              <m:r>
-                                <m:t>μ</m:t>
-                              </m:r>
-                            </m:e>
-                            <m:sub>
-                              <m:r>
-                                <m:t>h</m:t>
-                              </m:r>
-                            </m:sub>
-                          </m:sSub>
-                        </m:e>
-                      </m:d>
-                      <m:r>
-                        <m:t>​</m:t>
-                      </m:r>
-                    </m:e>
-                    <m:sup>
-                      <m:r>
-                        <m:t>2</m:t>
-                      </m:r>
-                    </m:sup>
-                  </m:sSup>
-                </m:e>
-              </m:d>
-              <m:r>
-                <m:t>​</m:t>
-              </m:r>
-              <m:r>
-                <m:t>&amp;</m:t>
-              </m:r>
-              <m:r>
-                <m:t>&amp;</m:t>
-              </m:r>
-              <m:r>
-                <m:rPr>
-                  <m:nor/>
-                  <m:sty m:val="p"/>
-                </m:rPr>
-                <m:t>(a number and its negative have the same square)</m:t>
-              </m:r>
-            </m:e>
-            <m:e>
               <m:r>
                 <m:t>&amp;</m:t>
               </m:r>
@@ -24291,7 +25487,7 @@
                   <m:nor/>
                   <m:sty m:val="p"/>
                 </m:rPr>
-                <m:t>(definition of the expected prediction)</m:t>
+                <m:t>(a number and its negative have the same square)</m:t>
               </m:r>
             </m:e>
             <m:e>
@@ -61899,7 +63095,7 @@
           <w:rPr>
             <w:rStyle w:val="CommentTok"/>
           </w:rPr>
-          <w:delText xml:space="preserve">#&gt;    7.10543e-15    2.00000e+00</w:delText>
+          <w:delText xml:space="preserve">#&gt;    8.88178e-15    2.00000e+00</w:delText>
         </w:r>
       </w:del>
     </w:p>
@@ -61909,7 +63105,7 @@
       </w:pPr>
       <w:del w:id="38" w:author="PR Preview" w:date="2026-01-01T00:00:00Z">
         <w:r>
-          <w:delText xml:space="preserve">The two columns differ by at most 7.1e-15,</w:delText>
+          <w:delText xml:space="preserve">The two columns differ by at most 8.9e-15,</w:delText>
         </w:r>
       </w:del>
       <w:del w:id="39" w:author="PR Preview" w:date="2026-01-01T00:00:00Z">
@@ -62244,7 +63440,7 @@
           <w:rPr>
             <w:rStyle w:val="CommentTok"/>
           </w:rPr>
-          <w:t xml:space="preserve">#&gt;    8.88178e-15    2.00000e+00</w:t>
+          <w:t xml:space="preserve">#&gt;    7.10543e-15    2.00000e+00</w:t>
         </w:r>
       </w:ins>
     </w:p>
@@ -62254,7 +63450,7 @@
       </w:pPr>
       <w:ins w:id="86" w:author="PR Preview" w:date="2026-01-01T00:00:00Z">
         <w:r>
-          <w:t xml:space="preserve">The two columns differ by at most 8.9e-15,</w:t>
+          <w:t xml:space="preserve">The two columns differ by at most 7.1e-15,</w:t>
         </w:r>
       </w:ins>
       <w:ins w:id="87" w:author="PR Preview" w:date="2026-01-01T00:00:00Z">
